--- a/docs/API실습_학습지.docx
+++ b/docs/API실습_학습지.docx
@@ -1681,6 +1681,1360 @@
                 <w:sz w:val="24"/>
                 <w:szCs w:val="24"/>
               </w:rPr>
+              <w:t xml:space="preserve">값 하나만 바꿔 보기 — 파라미터란 무엇인가</w:t>
+            </w:r>
+            <w:r>
+              <w:rPr>
+                <w:rFonts w:ascii="Consolas" w:cs="Consolas" w:eastAsia="Consolas" w:hAnsi="Consolas"/>
+                <w:color w:val="5B6B7C"/>
+                <w:sz w:val="17"/>
+                <w:szCs w:val="17"/>
+              </w:rPr>
+              <w:t xml:space="preserve">     [앱 화면] #basic/onevalue</w:t>
+            </w:r>
+          </w:p>
+        </w:tc>
+      </w:tr>
+    </w:tbl>
+    <w:p>
+      <w:pPr>
+        <w:spacing w:after="40" w:before="120" w:line="300"/>
+        <w:jc w:val="left"/>
+      </w:pPr>
+      <w:r>
+        <w:rPr>
+          <w:rFonts w:ascii="맑은 고딕" w:cs="맑은 고딕" w:eastAsia="맑은 고딕" w:hAnsi="맑은 고딕"/>
+          <w:sz w:val="19"/>
+          <w:szCs w:val="19"/>
+        </w:rPr>
+        <w:t xml:space="preserve">에듀넷 「주제별 학습자료」 API 는 조건이 딱 하나입니다. 숫자를 바꿔 가며 눌러 보세요.</w:t>
+      </w:r>
+    </w:p>
+    <w:tbl>
+      <w:tblPr>
+        <w:tblW w:type="dxa" w:w="9600"/>
+        <w:tblBorders>
+          <w:top w:val="none" w:color="FFFFFF" w:sz="0"/>
+          <w:left w:val="none" w:color="FFFFFF" w:sz="0"/>
+          <w:bottom w:val="none" w:color="FFFFFF" w:sz="0"/>
+          <w:right w:val="none" w:color="FFFFFF" w:sz="0"/>
+          <w:insideH w:val="single" w:color="auto" w:sz="4"/>
+          <w:insideV w:val="single" w:color="auto" w:sz="4"/>
+        </w:tblBorders>
+      </w:tblPr>
+      <w:tblGrid>
+        <w:gridCol w:w="9600"/>
+      </w:tblGrid>
+      <w:tr>
+        <w:tc>
+          <w:tcPr>
+            <w:tcW w:type="dxa" w:w="9600"/>
+            <w:tcBorders>
+              <w:top w:val="single" w:color="C9D6E5" w:sz="4"/>
+              <w:left w:val="single" w:color="C9D6E5" w:sz="4"/>
+              <w:bottom w:val="single" w:color="C9D6E5" w:sz="4"/>
+              <w:right w:val="single" w:color="C9D6E5" w:sz="4"/>
+            </w:tcBorders>
+            <w:shd w:fill="F2F5F9" w:val="clear"/>
+            <w:tcMar>
+              <w:top w:type="dxa" w:w="110"/>
+              <w:left w:type="dxa" w:w="160"/>
+              <w:bottom w:type="dxa" w:w="110"/>
+              <w:right w:type="dxa" w:w="160"/>
+            </w:tcMar>
+          </w:tcPr>
+          <w:p>
+            <w:pPr>
+              <w:spacing w:after="10" w:before="10" w:line="260"/>
+            </w:pPr>
+            <w:r>
+              <w:rPr>
+                <w:rFonts w:ascii="Consolas" w:cs="Consolas" w:eastAsia="Consolas" w:hAnsi="Consolas"/>
+                <w:sz w:val="18"/>
+                <w:szCs w:val="18"/>
+              </w:rPr>
+              <w:t xml:space="preserve">https://kr.object.gov-ncloudstorage.com/edunet-data/KEDNCM/OPENAPI/CNEDU/</w:t>
+            </w:r>
+          </w:p>
+          <w:p>
+            <w:pPr>
+              <w:spacing w:after="10" w:before="10" w:line="260"/>
+            </w:pPr>
+            <w:r>
+              <w:rPr>
+                <w:rFonts w:ascii="Consolas" w:cs="Consolas" w:eastAsia="Consolas" w:hAnsi="Consolas"/>
+                <w:sz w:val="18"/>
+                <w:szCs w:val="18"/>
+              </w:rPr>
+              <w:t xml:space="preserve">WKSTCONT/cnedu_wkst_cont_[  여기 숫자만 바뀐다  ].xml</w:t>
+            </w:r>
+          </w:p>
+        </w:tc>
+      </w:tr>
+    </w:tbl>
+    <w:p>
+      <w:pPr>
+        <w:spacing w:after="60" w:before="160"/>
+      </w:pPr>
+      <w:r>
+        <w:rPr>
+          <w:rFonts w:ascii="맑은 고딕" w:cs="맑은 고딕" w:eastAsia="맑은 고딕" w:hAnsi="맑은 고딕"/>
+          <w:b/>
+          <w:bCs/>
+          <w:color w:val="0F4C96"/>
+          <w:sz w:val="21"/>
+          <w:szCs w:val="21"/>
+        </w:rPr>
+        <w:t xml:space="preserve">① 값을 세 번 바꿔 보고 결과를 적으세요</w:t>
+      </w:r>
+    </w:p>
+    <w:tbl>
+      <w:tblPr>
+        <w:tblW w:type="dxa" w:w="9600"/>
+        <w:tblBorders>
+          <w:top w:val="single" w:color="auto" w:sz="4"/>
+          <w:left w:val="single" w:color="auto" w:sz="4"/>
+          <w:bottom w:val="single" w:color="auto" w:sz="4"/>
+          <w:right w:val="single" w:color="auto" w:sz="4"/>
+          <w:insideH w:val="single" w:color="auto" w:sz="4"/>
+          <w:insideV w:val="single" w:color="auto" w:sz="4"/>
+        </w:tblBorders>
+      </w:tblPr>
+      <w:tblGrid>
+        <w:gridCol w:w="1500"/>
+        <w:gridCol w:w="2000"/>
+        <w:gridCol w:w="1800"/>
+        <w:gridCol w:w="4300"/>
+      </w:tblGrid>
+      <w:tr>
+        <w:trPr>
+          <w:tblHeader/>
+        </w:trPr>
+        <w:tc>
+          <w:tcPr>
+            <w:tcW w:type="dxa" w:w="1500"/>
+            <w:tcBorders>
+              <w:top w:val="single" w:color="C9D6E5" w:sz="4"/>
+              <w:left w:val="single" w:color="C9D6E5" w:sz="4"/>
+              <w:bottom w:val="single" w:color="C9D6E5" w:sz="4"/>
+              <w:right w:val="single" w:color="C9D6E5" w:sz="4"/>
+            </w:tcBorders>
+            <w:shd w:fill="E8F1FD" w:val="clear"/>
+            <w:tcMar>
+              <w:top w:type="dxa" w:w="60"/>
+              <w:left w:type="dxa" w:w="100"/>
+              <w:bottom w:type="dxa" w:w="60"/>
+              <w:right w:type="dxa" w:w="100"/>
+            </w:tcMar>
+            <w:vAlign w:val="center"/>
+          </w:tcPr>
+          <w:p>
+            <w:pPr>
+              <w:spacing w:after="0" w:before="0" w:line="300"/>
+              <w:jc w:val="center"/>
+            </w:pPr>
+            <w:r>
+              <w:rPr>
+                <w:rFonts w:ascii="맑은 고딕" w:cs="맑은 고딕" w:eastAsia="맑은 고딕" w:hAnsi="맑은 고딕"/>
+                <w:b/>
+                <w:bCs/>
+                <w:sz w:val="18"/>
+                <w:szCs w:val="18"/>
+              </w:rPr>
+              <w:t xml:space="preserve">넣은 값</w:t>
+            </w:r>
+          </w:p>
+        </w:tc>
+        <w:tc>
+          <w:tcPr>
+            <w:tcW w:type="dxa" w:w="2000"/>
+            <w:tcBorders>
+              <w:top w:val="single" w:color="C9D6E5" w:sz="4"/>
+              <w:left w:val="single" w:color="C9D6E5" w:sz="4"/>
+              <w:bottom w:val="single" w:color="C9D6E5" w:sz="4"/>
+              <w:right w:val="single" w:color="C9D6E5" w:sz="4"/>
+            </w:tcBorders>
+            <w:shd w:fill="E8F1FD" w:val="clear"/>
+            <w:tcMar>
+              <w:top w:type="dxa" w:w="60"/>
+              <w:left w:type="dxa" w:w="100"/>
+              <w:bottom w:type="dxa" w:w="60"/>
+              <w:right w:type="dxa" w:w="100"/>
+            </w:tcMar>
+            <w:vAlign w:val="center"/>
+          </w:tcPr>
+          <w:p>
+            <w:pPr>
+              <w:spacing w:after="0" w:before="0" w:line="300"/>
+              <w:jc w:val="center"/>
+            </w:pPr>
+            <w:r>
+              <w:rPr>
+                <w:rFonts w:ascii="맑은 고딕" w:cs="맑은 고딕" w:eastAsia="맑은 고딕" w:hAnsi="맑은 고딕"/>
+                <w:b/>
+                <w:bCs/>
+                <w:sz w:val="18"/>
+                <w:szCs w:val="18"/>
+              </w:rPr>
+              <w:t xml:space="preserve">어느 과목인가</w:t>
+            </w:r>
+          </w:p>
+        </w:tc>
+        <w:tc>
+          <w:tcPr>
+            <w:tcW w:type="dxa" w:w="1800"/>
+            <w:tcBorders>
+              <w:top w:val="single" w:color="C9D6E5" w:sz="4"/>
+              <w:left w:val="single" w:color="C9D6E5" w:sz="4"/>
+              <w:bottom w:val="single" w:color="C9D6E5" w:sz="4"/>
+              <w:right w:val="single" w:color="C9D6E5" w:sz="4"/>
+            </w:tcBorders>
+            <w:shd w:fill="E8F1FD" w:val="clear"/>
+            <w:tcMar>
+              <w:top w:type="dxa" w:w="60"/>
+              <w:left w:type="dxa" w:w="100"/>
+              <w:bottom w:type="dxa" w:w="60"/>
+              <w:right w:type="dxa" w:w="100"/>
+            </w:tcMar>
+            <w:vAlign w:val="center"/>
+          </w:tcPr>
+          <w:p>
+            <w:pPr>
+              <w:spacing w:after="0" w:before="0" w:line="300"/>
+              <w:jc w:val="center"/>
+            </w:pPr>
+            <w:r>
+              <w:rPr>
+                <w:rFonts w:ascii="맑은 고딕" w:cs="맑은 고딕" w:eastAsia="맑은 고딕" w:hAnsi="맑은 고딕"/>
+                <w:b/>
+                <w:bCs/>
+                <w:sz w:val="18"/>
+                <w:szCs w:val="18"/>
+              </w:rPr>
+              <w:t xml:space="preserve">전체 몇 건인가</w:t>
+            </w:r>
+          </w:p>
+        </w:tc>
+        <w:tc>
+          <w:tcPr>
+            <w:tcW w:type="dxa" w:w="4300"/>
+            <w:tcBorders>
+              <w:top w:val="single" w:color="C9D6E5" w:sz="4"/>
+              <w:left w:val="single" w:color="C9D6E5" w:sz="4"/>
+              <w:bottom w:val="single" w:color="C9D6E5" w:sz="4"/>
+              <w:right w:val="single" w:color="C9D6E5" w:sz="4"/>
+            </w:tcBorders>
+            <w:shd w:fill="E8F1FD" w:val="clear"/>
+            <w:tcMar>
+              <w:top w:type="dxa" w:w="60"/>
+              <w:left w:type="dxa" w:w="100"/>
+              <w:bottom w:type="dxa" w:w="60"/>
+              <w:right w:type="dxa" w:w="100"/>
+            </w:tcMar>
+            <w:vAlign w:val="center"/>
+          </w:tcPr>
+          <w:p>
+            <w:pPr>
+              <w:spacing w:after="0" w:before="0" w:line="300"/>
+              <w:jc w:val="center"/>
+            </w:pPr>
+            <w:r>
+              <w:rPr>
+                <w:rFonts w:ascii="맑은 고딕" w:cs="맑은 고딕" w:eastAsia="맑은 고딕" w:hAnsi="맑은 고딕"/>
+                <w:b/>
+                <w:bCs/>
+                <w:sz w:val="18"/>
+                <w:szCs w:val="18"/>
+              </w:rPr>
+              <w:t xml:space="preserve">첫 번째 제목</w:t>
+            </w:r>
+          </w:p>
+        </w:tc>
+      </w:tr>
+      <w:tr>
+        <w:trPr>
+          <w:cantSplit/>
+          <w:trHeight w:val="520" w:hRule="atLeast"/>
+        </w:trPr>
+        <w:tc>
+          <w:tcPr>
+            <w:tcW w:type="dxa" w:w="1500"/>
+            <w:tcBorders>
+              <w:top w:val="single" w:color="C9D6E5" w:sz="4"/>
+              <w:left w:val="single" w:color="C9D6E5" w:sz="4"/>
+              <w:bottom w:val="single" w:color="C9D6E5" w:sz="4"/>
+              <w:right w:val="single" w:color="C9D6E5" w:sz="4"/>
+            </w:tcBorders>
+            <w:tcMar>
+              <w:top w:type="dxa" w:w="60"/>
+              <w:left w:type="dxa" w:w="100"/>
+              <w:bottom w:type="dxa" w:w="60"/>
+              <w:right w:type="dxa" w:w="100"/>
+            </w:tcMar>
+            <w:vAlign w:val="center"/>
+          </w:tcPr>
+          <w:p>
+            <w:pPr>
+              <w:spacing w:after="0" w:before="0" w:line="300"/>
+              <w:jc w:val="left"/>
+            </w:pPr>
+            <w:r>
+              <w:rPr>
+                <w:rFonts w:ascii="맑은 고딕" w:cs="맑은 고딕" w:eastAsia="맑은 고딕" w:hAnsi="맑은 고딕"/>
+                <w:sz w:val="18"/>
+                <w:szCs w:val="18"/>
+              </w:rPr>
+              <w:t xml:space="preserve">75543</w:t>
+            </w:r>
+          </w:p>
+        </w:tc>
+        <w:tc>
+          <w:tcPr>
+            <w:tcW w:type="dxa" w:w="2000"/>
+            <w:tcBorders>
+              <w:top w:val="single" w:color="C9D6E5" w:sz="4"/>
+              <w:left w:val="single" w:color="C9D6E5" w:sz="4"/>
+              <w:bottom w:val="single" w:color="C9D6E5" w:sz="4"/>
+              <w:right w:val="single" w:color="C9D6E5" w:sz="4"/>
+            </w:tcBorders>
+            <w:tcMar>
+              <w:top w:type="dxa" w:w="60"/>
+              <w:left w:type="dxa" w:w="100"/>
+              <w:bottom w:type="dxa" w:w="60"/>
+              <w:right w:type="dxa" w:w="100"/>
+            </w:tcMar>
+            <w:vAlign w:val="center"/>
+          </w:tcPr>
+          <w:p>
+            <w:pPr>
+              <w:spacing w:after="0" w:before="0" w:line="300"/>
+              <w:jc w:val="left"/>
+            </w:pPr>
+            <w:r>
+              <w:rPr>
+                <w:rFonts w:ascii="맑은 고딕" w:cs="맑은 고딕" w:eastAsia="맑은 고딕" w:hAnsi="맑은 고딕"/>
+                <w:sz w:val="18"/>
+                <w:szCs w:val="18"/>
+              </w:rPr>
+              <w:t xml:space="preserve"/>
+            </w:r>
+          </w:p>
+        </w:tc>
+        <w:tc>
+          <w:tcPr>
+            <w:tcW w:type="dxa" w:w="1800"/>
+            <w:tcBorders>
+              <w:top w:val="single" w:color="C9D6E5" w:sz="4"/>
+              <w:left w:val="single" w:color="C9D6E5" w:sz="4"/>
+              <w:bottom w:val="single" w:color="C9D6E5" w:sz="4"/>
+              <w:right w:val="single" w:color="C9D6E5" w:sz="4"/>
+            </w:tcBorders>
+            <w:tcMar>
+              <w:top w:type="dxa" w:w="60"/>
+              <w:left w:type="dxa" w:w="100"/>
+              <w:bottom w:type="dxa" w:w="60"/>
+              <w:right w:type="dxa" w:w="100"/>
+            </w:tcMar>
+            <w:vAlign w:val="center"/>
+          </w:tcPr>
+          <w:p>
+            <w:pPr>
+              <w:spacing w:after="0" w:before="0" w:line="300"/>
+              <w:jc w:val="left"/>
+            </w:pPr>
+            <w:r>
+              <w:rPr>
+                <w:rFonts w:ascii="맑은 고딕" w:cs="맑은 고딕" w:eastAsia="맑은 고딕" w:hAnsi="맑은 고딕"/>
+                <w:sz w:val="18"/>
+                <w:szCs w:val="18"/>
+              </w:rPr>
+              <w:t xml:space="preserve"/>
+            </w:r>
+          </w:p>
+        </w:tc>
+        <w:tc>
+          <w:tcPr>
+            <w:tcW w:type="dxa" w:w="4300"/>
+            <w:tcBorders>
+              <w:top w:val="single" w:color="C9D6E5" w:sz="4"/>
+              <w:left w:val="single" w:color="C9D6E5" w:sz="4"/>
+              <w:bottom w:val="single" w:color="C9D6E5" w:sz="4"/>
+              <w:right w:val="single" w:color="C9D6E5" w:sz="4"/>
+            </w:tcBorders>
+            <w:tcMar>
+              <w:top w:type="dxa" w:w="60"/>
+              <w:left w:type="dxa" w:w="100"/>
+              <w:bottom w:type="dxa" w:w="60"/>
+              <w:right w:type="dxa" w:w="100"/>
+            </w:tcMar>
+            <w:vAlign w:val="center"/>
+          </w:tcPr>
+          <w:p>
+            <w:pPr>
+              <w:spacing w:after="0" w:before="0" w:line="300"/>
+              <w:jc w:val="left"/>
+            </w:pPr>
+            <w:r>
+              <w:rPr>
+                <w:rFonts w:ascii="맑은 고딕" w:cs="맑은 고딕" w:eastAsia="맑은 고딕" w:hAnsi="맑은 고딕"/>
+                <w:sz w:val="18"/>
+                <w:szCs w:val="18"/>
+              </w:rPr>
+              <w:t xml:space="preserve"/>
+            </w:r>
+          </w:p>
+        </w:tc>
+      </w:tr>
+      <w:tr>
+        <w:trPr>
+          <w:cantSplit/>
+          <w:trHeight w:val="520" w:hRule="atLeast"/>
+        </w:trPr>
+        <w:tc>
+          <w:tcPr>
+            <w:tcW w:type="dxa" w:w="1500"/>
+            <w:tcBorders>
+              <w:top w:val="single" w:color="C9D6E5" w:sz="4"/>
+              <w:left w:val="single" w:color="C9D6E5" w:sz="4"/>
+              <w:bottom w:val="single" w:color="C9D6E5" w:sz="4"/>
+              <w:right w:val="single" w:color="C9D6E5" w:sz="4"/>
+            </w:tcBorders>
+            <w:tcMar>
+              <w:top w:type="dxa" w:w="60"/>
+              <w:left w:type="dxa" w:w="100"/>
+              <w:bottom w:type="dxa" w:w="60"/>
+              <w:right w:type="dxa" w:w="100"/>
+            </w:tcMar>
+            <w:vAlign w:val="center"/>
+          </w:tcPr>
+          <w:p>
+            <w:pPr>
+              <w:spacing w:after="0" w:before="0" w:line="300"/>
+              <w:jc w:val="left"/>
+            </w:pPr>
+            <w:r>
+              <w:rPr>
+                <w:rFonts w:ascii="맑은 고딕" w:cs="맑은 고딕" w:eastAsia="맑은 고딕" w:hAnsi="맑은 고딕"/>
+                <w:sz w:val="18"/>
+                <w:szCs w:val="18"/>
+              </w:rPr>
+              <w:t xml:space="preserve"/>
+            </w:r>
+          </w:p>
+        </w:tc>
+        <w:tc>
+          <w:tcPr>
+            <w:tcW w:type="dxa" w:w="2000"/>
+            <w:tcBorders>
+              <w:top w:val="single" w:color="C9D6E5" w:sz="4"/>
+              <w:left w:val="single" w:color="C9D6E5" w:sz="4"/>
+              <w:bottom w:val="single" w:color="C9D6E5" w:sz="4"/>
+              <w:right w:val="single" w:color="C9D6E5" w:sz="4"/>
+            </w:tcBorders>
+            <w:tcMar>
+              <w:top w:type="dxa" w:w="60"/>
+              <w:left w:type="dxa" w:w="100"/>
+              <w:bottom w:type="dxa" w:w="60"/>
+              <w:right w:type="dxa" w:w="100"/>
+            </w:tcMar>
+            <w:vAlign w:val="center"/>
+          </w:tcPr>
+          <w:p>
+            <w:pPr>
+              <w:spacing w:after="0" w:before="0" w:line="300"/>
+              <w:jc w:val="left"/>
+            </w:pPr>
+            <w:r>
+              <w:rPr>
+                <w:rFonts w:ascii="맑은 고딕" w:cs="맑은 고딕" w:eastAsia="맑은 고딕" w:hAnsi="맑은 고딕"/>
+                <w:sz w:val="18"/>
+                <w:szCs w:val="18"/>
+              </w:rPr>
+              <w:t xml:space="preserve"/>
+            </w:r>
+          </w:p>
+        </w:tc>
+        <w:tc>
+          <w:tcPr>
+            <w:tcW w:type="dxa" w:w="1800"/>
+            <w:tcBorders>
+              <w:top w:val="single" w:color="C9D6E5" w:sz="4"/>
+              <w:left w:val="single" w:color="C9D6E5" w:sz="4"/>
+              <w:bottom w:val="single" w:color="C9D6E5" w:sz="4"/>
+              <w:right w:val="single" w:color="C9D6E5" w:sz="4"/>
+            </w:tcBorders>
+            <w:tcMar>
+              <w:top w:type="dxa" w:w="60"/>
+              <w:left w:type="dxa" w:w="100"/>
+              <w:bottom w:type="dxa" w:w="60"/>
+              <w:right w:type="dxa" w:w="100"/>
+            </w:tcMar>
+            <w:vAlign w:val="center"/>
+          </w:tcPr>
+          <w:p>
+            <w:pPr>
+              <w:spacing w:after="0" w:before="0" w:line="300"/>
+              <w:jc w:val="left"/>
+            </w:pPr>
+            <w:r>
+              <w:rPr>
+                <w:rFonts w:ascii="맑은 고딕" w:cs="맑은 고딕" w:eastAsia="맑은 고딕" w:hAnsi="맑은 고딕"/>
+                <w:sz w:val="18"/>
+                <w:szCs w:val="18"/>
+              </w:rPr>
+              <w:t xml:space="preserve"/>
+            </w:r>
+          </w:p>
+        </w:tc>
+        <w:tc>
+          <w:tcPr>
+            <w:tcW w:type="dxa" w:w="4300"/>
+            <w:tcBorders>
+              <w:top w:val="single" w:color="C9D6E5" w:sz="4"/>
+              <w:left w:val="single" w:color="C9D6E5" w:sz="4"/>
+              <w:bottom w:val="single" w:color="C9D6E5" w:sz="4"/>
+              <w:right w:val="single" w:color="C9D6E5" w:sz="4"/>
+            </w:tcBorders>
+            <w:tcMar>
+              <w:top w:type="dxa" w:w="60"/>
+              <w:left w:type="dxa" w:w="100"/>
+              <w:bottom w:type="dxa" w:w="60"/>
+              <w:right w:type="dxa" w:w="100"/>
+            </w:tcMar>
+            <w:vAlign w:val="center"/>
+          </w:tcPr>
+          <w:p>
+            <w:pPr>
+              <w:spacing w:after="0" w:before="0" w:line="300"/>
+              <w:jc w:val="left"/>
+            </w:pPr>
+            <w:r>
+              <w:rPr>
+                <w:rFonts w:ascii="맑은 고딕" w:cs="맑은 고딕" w:eastAsia="맑은 고딕" w:hAnsi="맑은 고딕"/>
+                <w:sz w:val="18"/>
+                <w:szCs w:val="18"/>
+              </w:rPr>
+              <w:t xml:space="preserve"/>
+            </w:r>
+          </w:p>
+        </w:tc>
+      </w:tr>
+      <w:tr>
+        <w:trPr>
+          <w:cantSplit/>
+          <w:trHeight w:val="520" w:hRule="atLeast"/>
+        </w:trPr>
+        <w:tc>
+          <w:tcPr>
+            <w:tcW w:type="dxa" w:w="1500"/>
+            <w:tcBorders>
+              <w:top w:val="single" w:color="C9D6E5" w:sz="4"/>
+              <w:left w:val="single" w:color="C9D6E5" w:sz="4"/>
+              <w:bottom w:val="single" w:color="C9D6E5" w:sz="4"/>
+              <w:right w:val="single" w:color="C9D6E5" w:sz="4"/>
+            </w:tcBorders>
+            <w:tcMar>
+              <w:top w:type="dxa" w:w="60"/>
+              <w:left w:type="dxa" w:w="100"/>
+              <w:bottom w:type="dxa" w:w="60"/>
+              <w:right w:type="dxa" w:w="100"/>
+            </w:tcMar>
+            <w:vAlign w:val="center"/>
+          </w:tcPr>
+          <w:p>
+            <w:pPr>
+              <w:spacing w:after="0" w:before="0" w:line="300"/>
+              <w:jc w:val="left"/>
+            </w:pPr>
+            <w:r>
+              <w:rPr>
+                <w:rFonts w:ascii="맑은 고딕" w:cs="맑은 고딕" w:eastAsia="맑은 고딕" w:hAnsi="맑은 고딕"/>
+                <w:sz w:val="18"/>
+                <w:szCs w:val="18"/>
+              </w:rPr>
+              <w:t xml:space="preserve"/>
+            </w:r>
+          </w:p>
+        </w:tc>
+        <w:tc>
+          <w:tcPr>
+            <w:tcW w:type="dxa" w:w="2000"/>
+            <w:tcBorders>
+              <w:top w:val="single" w:color="C9D6E5" w:sz="4"/>
+              <w:left w:val="single" w:color="C9D6E5" w:sz="4"/>
+              <w:bottom w:val="single" w:color="C9D6E5" w:sz="4"/>
+              <w:right w:val="single" w:color="C9D6E5" w:sz="4"/>
+            </w:tcBorders>
+            <w:tcMar>
+              <w:top w:type="dxa" w:w="60"/>
+              <w:left w:type="dxa" w:w="100"/>
+              <w:bottom w:type="dxa" w:w="60"/>
+              <w:right w:type="dxa" w:w="100"/>
+            </w:tcMar>
+            <w:vAlign w:val="center"/>
+          </w:tcPr>
+          <w:p>
+            <w:pPr>
+              <w:spacing w:after="0" w:before="0" w:line="300"/>
+              <w:jc w:val="left"/>
+            </w:pPr>
+            <w:r>
+              <w:rPr>
+                <w:rFonts w:ascii="맑은 고딕" w:cs="맑은 고딕" w:eastAsia="맑은 고딕" w:hAnsi="맑은 고딕"/>
+                <w:sz w:val="18"/>
+                <w:szCs w:val="18"/>
+              </w:rPr>
+              <w:t xml:space="preserve"/>
+            </w:r>
+          </w:p>
+        </w:tc>
+        <w:tc>
+          <w:tcPr>
+            <w:tcW w:type="dxa" w:w="1800"/>
+            <w:tcBorders>
+              <w:top w:val="single" w:color="C9D6E5" w:sz="4"/>
+              <w:left w:val="single" w:color="C9D6E5" w:sz="4"/>
+              <w:bottom w:val="single" w:color="C9D6E5" w:sz="4"/>
+              <w:right w:val="single" w:color="C9D6E5" w:sz="4"/>
+            </w:tcBorders>
+            <w:tcMar>
+              <w:top w:type="dxa" w:w="60"/>
+              <w:left w:type="dxa" w:w="100"/>
+              <w:bottom w:type="dxa" w:w="60"/>
+              <w:right w:type="dxa" w:w="100"/>
+            </w:tcMar>
+            <w:vAlign w:val="center"/>
+          </w:tcPr>
+          <w:p>
+            <w:pPr>
+              <w:spacing w:after="0" w:before="0" w:line="300"/>
+              <w:jc w:val="left"/>
+            </w:pPr>
+            <w:r>
+              <w:rPr>
+                <w:rFonts w:ascii="맑은 고딕" w:cs="맑은 고딕" w:eastAsia="맑은 고딕" w:hAnsi="맑은 고딕"/>
+                <w:sz w:val="18"/>
+                <w:szCs w:val="18"/>
+              </w:rPr>
+              <w:t xml:space="preserve"/>
+            </w:r>
+          </w:p>
+        </w:tc>
+        <w:tc>
+          <w:tcPr>
+            <w:tcW w:type="dxa" w:w="4300"/>
+            <w:tcBorders>
+              <w:top w:val="single" w:color="C9D6E5" w:sz="4"/>
+              <w:left w:val="single" w:color="C9D6E5" w:sz="4"/>
+              <w:bottom w:val="single" w:color="C9D6E5" w:sz="4"/>
+              <w:right w:val="single" w:color="C9D6E5" w:sz="4"/>
+            </w:tcBorders>
+            <w:tcMar>
+              <w:top w:type="dxa" w:w="60"/>
+              <w:left w:type="dxa" w:w="100"/>
+              <w:bottom w:type="dxa" w:w="60"/>
+              <w:right w:type="dxa" w:w="100"/>
+            </w:tcMar>
+            <w:vAlign w:val="center"/>
+          </w:tcPr>
+          <w:p>
+            <w:pPr>
+              <w:spacing w:after="0" w:before="0" w:line="300"/>
+              <w:jc w:val="left"/>
+            </w:pPr>
+            <w:r>
+              <w:rPr>
+                <w:rFonts w:ascii="맑은 고딕" w:cs="맑은 고딕" w:eastAsia="맑은 고딕" w:hAnsi="맑은 고딕"/>
+                <w:sz w:val="18"/>
+                <w:szCs w:val="18"/>
+              </w:rPr>
+              <w:t xml:space="preserve"/>
+            </w:r>
+          </w:p>
+        </w:tc>
+      </w:tr>
+    </w:tbl>
+    <w:p>
+      <w:pPr>
+        <w:spacing w:after="100" w:before="0"/>
+      </w:pPr>
+    </w:p>
+    <w:tbl>
+      <w:tblPr>
+        <w:tblW w:type="dxa" w:w="9600"/>
+        <w:tblBorders>
+          <w:top w:val="none" w:color="FFFFFF" w:sz="0"/>
+          <w:left w:val="none" w:color="FFFFFF" w:sz="0"/>
+          <w:bottom w:val="none" w:color="FFFFFF" w:sz="0"/>
+          <w:right w:val="none" w:color="FFFFFF" w:sz="0"/>
+          <w:insideH w:val="single" w:color="auto" w:sz="4"/>
+          <w:insideV w:val="single" w:color="auto" w:sz="4"/>
+        </w:tblBorders>
+      </w:tblPr>
+      <w:tblGrid>
+        <w:gridCol w:w="9600"/>
+      </w:tblGrid>
+      <w:tr>
+        <w:tc>
+          <w:tcPr>
+            <w:tcW w:type="dxa" w:w="9600"/>
+            <w:tcBorders>
+              <w:top w:val="none" w:color="FFFFFF" w:sz="0"/>
+              <w:left w:val="single" w:color="1667C4" w:sz="18"/>
+              <w:bottom w:val="none" w:color="FFFFFF" w:sz="0"/>
+              <w:right w:val="none" w:color="FFFFFF" w:sz="0"/>
+            </w:tcBorders>
+            <w:shd w:fill="E8F1FD" w:val="clear"/>
+            <w:tcMar>
+              <w:top w:type="dxa" w:w="110"/>
+              <w:left w:type="dxa" w:w="160"/>
+              <w:bottom w:type="dxa" w:w="110"/>
+              <w:right w:type="dxa" w:w="160"/>
+            </w:tcMar>
+          </w:tcPr>
+          <w:p>
+            <w:pPr>
+              <w:spacing w:after="40" w:before="0" w:line="300"/>
+              <w:jc w:val="left"/>
+            </w:pPr>
+            <w:r>
+              <w:rPr>
+                <w:rFonts w:ascii="맑은 고딕" w:cs="맑은 고딕" w:eastAsia="맑은 고딕" w:hAnsi="맑은 고딕"/>
+                <w:b/>
+                <w:bCs/>
+                <w:sz w:val="20"/>
+                <w:szCs w:val="20"/>
+              </w:rPr>
+              <w:t xml:space="preserve">clss_id 에 넣을 수 있는 값 (매뉴얼에 적혀 있습니다)</w:t>
+            </w:r>
+          </w:p>
+          <w:p>
+            <w:pPr>
+              <w:spacing w:after="20" w:before="20" w:line="300"/>
+              <w:jc w:val="left"/>
+            </w:pPr>
+            <w:r>
+              <w:rPr>
+                <w:rFonts w:ascii="맑은 고딕" w:cs="맑은 고딕" w:eastAsia="맑은 고딕" w:hAnsi="맑은 고딕"/>
+                <w:sz w:val="19"/>
+                <w:szCs w:val="19"/>
+              </w:rPr>
+              <w:t xml:space="preserve">362 사회      363 과학      75541 음악      75542 미술</w:t>
+            </w:r>
+          </w:p>
+          <w:p>
+            <w:pPr>
+              <w:spacing w:after="20" w:before="20" w:line="300"/>
+              <w:jc w:val="left"/>
+            </w:pPr>
+            <w:r>
+              <w:rPr>
+                <w:rFonts w:ascii="맑은 고딕" w:cs="맑은 고딕" w:eastAsia="맑은 고딕" w:hAnsi="맑은 고딕"/>
+                <w:sz w:val="19"/>
+                <w:szCs w:val="19"/>
+              </w:rPr>
+              <w:t xml:space="preserve">75543 체육      75544 기술·가정·실과      89162 범교과 학습 주제</w:t>
+            </w:r>
+          </w:p>
+        </w:tc>
+      </w:tr>
+    </w:tbl>
+    <w:p>
+      <w:pPr>
+        <w:spacing w:after="60" w:before="160"/>
+      </w:pPr>
+      <w:r>
+        <w:rPr>
+          <w:rFonts w:ascii="맑은 고딕" w:cs="맑은 고딕" w:eastAsia="맑은 고딕" w:hAnsi="맑은 고딕"/>
+          <w:b/>
+          <w:bCs/>
+          <w:color w:val="0F4C96"/>
+          <w:sz w:val="21"/>
+          <w:szCs w:val="21"/>
+        </w:rPr>
+        <w:t xml:space="preserve">② 파라미터가 무엇인지 내 말로 적어 보세요</w:t>
+      </w:r>
+    </w:p>
+    <w:tbl>
+      <w:tblPr>
+        <w:tblW w:type="dxa" w:w="9600"/>
+        <w:tblBorders>
+          <w:top w:val="single" w:color="auto" w:sz="4"/>
+          <w:left w:val="single" w:color="auto" w:sz="4"/>
+          <w:bottom w:val="single" w:color="auto" w:sz="4"/>
+          <w:right w:val="single" w:color="auto" w:sz="4"/>
+          <w:insideH w:val="single" w:color="auto" w:sz="4"/>
+          <w:insideV w:val="single" w:color="auto" w:sz="4"/>
+        </w:tblBorders>
+      </w:tblPr>
+      <w:tblGrid>
+        <w:gridCol w:w="3600"/>
+        <w:gridCol w:w="6000"/>
+      </w:tblGrid>
+      <w:tr>
+        <w:trPr>
+          <w:cantSplit/>
+          <w:trHeight w:val="500" w:hRule="atLeast"/>
+        </w:trPr>
+        <w:tc>
+          <w:tcPr>
+            <w:tcW w:type="dxa" w:w="3600"/>
+            <w:tcBorders>
+              <w:top w:val="single" w:color="C9D6E5" w:sz="4"/>
+              <w:left w:val="single" w:color="C9D6E5" w:sz="4"/>
+              <w:bottom w:val="single" w:color="C9D6E5" w:sz="4"/>
+              <w:right w:val="single" w:color="C9D6E5" w:sz="4"/>
+            </w:tcBorders>
+            <w:shd w:fill="F4F7FB" w:val="clear"/>
+            <w:tcMar>
+              <w:top w:type="dxa" w:w="60"/>
+              <w:left w:type="dxa" w:w="120"/>
+              <w:bottom w:type="dxa" w:w="60"/>
+              <w:right w:type="dxa" w:w="120"/>
+            </w:tcMar>
+            <w:vAlign w:val="center"/>
+          </w:tcPr>
+          <w:p>
+            <w:pPr>
+              <w:spacing w:after="0" w:before="0" w:line="300"/>
+              <w:jc w:val="left"/>
+            </w:pPr>
+            <w:r>
+              <w:rPr>
+                <w:rFonts w:ascii="맑은 고딕" w:cs="맑은 고딕" w:eastAsia="맑은 고딕" w:hAnsi="맑은 고딕"/>
+                <w:sz w:val="19"/>
+                <w:szCs w:val="19"/>
+              </w:rPr>
+              <w:t xml:space="preserve">파라미터의 「이름」은?</w:t>
+            </w:r>
+          </w:p>
+        </w:tc>
+        <w:tc>
+          <w:tcPr>
+            <w:tcW w:type="dxa" w:w="6000"/>
+            <w:tcBorders>
+              <w:top w:val="single" w:color="C9D6E5" w:sz="4"/>
+              <w:left w:val="single" w:color="C9D6E5" w:sz="4"/>
+              <w:bottom w:val="single" w:color="C9D6E5" w:sz="4"/>
+              <w:right w:val="single" w:color="C9D6E5" w:sz="4"/>
+            </w:tcBorders>
+            <w:tcMar>
+              <w:top w:type="dxa" w:w="60"/>
+              <w:left w:type="dxa" w:w="120"/>
+              <w:bottom w:type="dxa" w:w="60"/>
+              <w:right w:type="dxa" w:w="120"/>
+            </w:tcMar>
+            <w:vAlign w:val="center"/>
+          </w:tcPr>
+          <w:p>
+            <w:pPr>
+              <w:spacing w:after="0" w:before="0" w:line="300"/>
+              <w:jc w:val="left"/>
+            </w:pPr>
+            <w:r>
+              <w:rPr>
+                <w:rFonts w:ascii="Consolas" w:cs="Consolas" w:eastAsia="Consolas" w:hAnsi="Consolas"/>
+                <w:color w:val="5B6B7C"/>
+                <w:sz w:val="18"/>
+                <w:szCs w:val="18"/>
+              </w:rPr>
+              <w:t xml:space="preserve">이 API 에서는 ________________</w:t>
+            </w:r>
+          </w:p>
+        </w:tc>
+      </w:tr>
+      <w:tr>
+        <w:trPr>
+          <w:cantSplit/>
+          <w:trHeight w:val="500" w:hRule="atLeast"/>
+        </w:trPr>
+        <w:tc>
+          <w:tcPr>
+            <w:tcW w:type="dxa" w:w="3600"/>
+            <w:tcBorders>
+              <w:top w:val="single" w:color="C9D6E5" w:sz="4"/>
+              <w:left w:val="single" w:color="C9D6E5" w:sz="4"/>
+              <w:bottom w:val="single" w:color="C9D6E5" w:sz="4"/>
+              <w:right w:val="single" w:color="C9D6E5" w:sz="4"/>
+            </w:tcBorders>
+            <w:shd w:fill="F4F7FB" w:val="clear"/>
+            <w:tcMar>
+              <w:top w:type="dxa" w:w="60"/>
+              <w:left w:type="dxa" w:w="120"/>
+              <w:bottom w:type="dxa" w:w="60"/>
+              <w:right w:type="dxa" w:w="120"/>
+            </w:tcMar>
+            <w:vAlign w:val="center"/>
+          </w:tcPr>
+          <w:p>
+            <w:pPr>
+              <w:spacing w:after="0" w:before="0" w:line="300"/>
+              <w:jc w:val="left"/>
+            </w:pPr>
+            <w:r>
+              <w:rPr>
+                <w:rFonts w:ascii="맑은 고딕" w:cs="맑은 고딕" w:eastAsia="맑은 고딕" w:hAnsi="맑은 고딕"/>
+                <w:sz w:val="19"/>
+                <w:szCs w:val="19"/>
+              </w:rPr>
+              <w:t xml:space="preserve">파라미터의 「값」은?</w:t>
+            </w:r>
+          </w:p>
+        </w:tc>
+        <w:tc>
+          <w:tcPr>
+            <w:tcW w:type="dxa" w:w="6000"/>
+            <w:tcBorders>
+              <w:top w:val="single" w:color="C9D6E5" w:sz="4"/>
+              <w:left w:val="single" w:color="C9D6E5" w:sz="4"/>
+              <w:bottom w:val="single" w:color="C9D6E5" w:sz="4"/>
+              <w:right w:val="single" w:color="C9D6E5" w:sz="4"/>
+            </w:tcBorders>
+            <w:tcMar>
+              <w:top w:type="dxa" w:w="60"/>
+              <w:left w:type="dxa" w:w="120"/>
+              <w:bottom w:type="dxa" w:w="60"/>
+              <w:right w:type="dxa" w:w="120"/>
+            </w:tcMar>
+            <w:vAlign w:val="center"/>
+          </w:tcPr>
+          <w:p>
+            <w:pPr>
+              <w:spacing w:after="0" w:before="0" w:line="300"/>
+              <w:jc w:val="left"/>
+            </w:pPr>
+            <w:r>
+              <w:rPr>
+                <w:rFonts w:ascii="Consolas" w:cs="Consolas" w:eastAsia="Consolas" w:hAnsi="Consolas"/>
+                <w:color w:val="5B6B7C"/>
+                <w:sz w:val="18"/>
+                <w:szCs w:val="18"/>
+              </w:rPr>
+              <w:t xml:space="preserve">예) 363 을 넣으면 ______ 자료가 온다</w:t>
+            </w:r>
+          </w:p>
+        </w:tc>
+      </w:tr>
+      <w:tr>
+        <w:trPr>
+          <w:cantSplit/>
+          <w:trHeight w:val="500" w:hRule="atLeast"/>
+        </w:trPr>
+        <w:tc>
+          <w:tcPr>
+            <w:tcW w:type="dxa" w:w="3600"/>
+            <w:tcBorders>
+              <w:top w:val="single" w:color="C9D6E5" w:sz="4"/>
+              <w:left w:val="single" w:color="C9D6E5" w:sz="4"/>
+              <w:bottom w:val="single" w:color="C9D6E5" w:sz="4"/>
+              <w:right w:val="single" w:color="C9D6E5" w:sz="4"/>
+            </w:tcBorders>
+            <w:shd w:fill="F4F7FB" w:val="clear"/>
+            <w:tcMar>
+              <w:top w:type="dxa" w:w="60"/>
+              <w:left w:type="dxa" w:w="120"/>
+              <w:bottom w:type="dxa" w:w="60"/>
+              <w:right w:type="dxa" w:w="120"/>
+            </w:tcMar>
+            <w:vAlign w:val="center"/>
+          </w:tcPr>
+          <w:p>
+            <w:pPr>
+              <w:spacing w:after="0" w:before="0" w:line="300"/>
+              <w:jc w:val="left"/>
+            </w:pPr>
+            <w:r>
+              <w:rPr>
+                <w:rFonts w:ascii="맑은 고딕" w:cs="맑은 고딕" w:eastAsia="맑은 고딕" w:hAnsi="맑은 고딕"/>
+                <w:sz w:val="19"/>
+                <w:szCs w:val="19"/>
+              </w:rPr>
+              <w:t xml:space="preserve">값을 바꾸면 왜 결과가 달라질까?</w:t>
+            </w:r>
+          </w:p>
+        </w:tc>
+        <w:tc>
+          <w:tcPr>
+            <w:tcW w:type="dxa" w:w="6000"/>
+            <w:tcBorders>
+              <w:top w:val="single" w:color="C9D6E5" w:sz="4"/>
+              <w:left w:val="single" w:color="C9D6E5" w:sz="4"/>
+              <w:bottom w:val="single" w:color="C9D6E5" w:sz="4"/>
+              <w:right w:val="single" w:color="C9D6E5" w:sz="4"/>
+            </w:tcBorders>
+            <w:tcMar>
+              <w:top w:type="dxa" w:w="60"/>
+              <w:left w:type="dxa" w:w="120"/>
+              <w:bottom w:type="dxa" w:w="60"/>
+              <w:right w:type="dxa" w:w="120"/>
+            </w:tcMar>
+            <w:vAlign w:val="center"/>
+          </w:tcPr>
+          <w:p>
+            <w:pPr>
+              <w:spacing w:after="0" w:before="0" w:line="300"/>
+              <w:jc w:val="left"/>
+            </w:pPr>
+            <w:r>
+              <w:rPr>
+                <w:rFonts w:ascii="맑은 고딕" w:cs="맑은 고딕" w:eastAsia="맑은 고딕" w:hAnsi="맑은 고딕"/>
+                <w:sz w:val="20"/>
+                <w:szCs w:val="20"/>
+              </w:rPr>
+              <w:t xml:space="preserve"/>
+            </w:r>
+          </w:p>
+        </w:tc>
+      </w:tr>
+    </w:tbl>
+    <w:p>
+      <w:pPr>
+        <w:spacing w:after="60" w:before="160"/>
+      </w:pPr>
+      <w:r>
+        <w:rPr>
+          <w:rFonts w:ascii="맑은 고딕" w:cs="맑은 고딕" w:eastAsia="맑은 고딕" w:hAnsi="맑은 고딕"/>
+          <w:b/>
+          <w:bCs/>
+          <w:color w:val="0F4C96"/>
+          <w:sz w:val="21"/>
+          <w:szCs w:val="21"/>
+        </w:rPr>
+        <w:t xml:space="preserve">③ 확인 문제</w:t>
+      </w:r>
+    </w:p>
+    <w:p>
+      <w:pPr>
+        <w:spacing w:after="60" w:before="140"/>
+      </w:pPr>
+      <w:r>
+        <w:rPr>
+          <w:rFonts w:ascii="맑은 고딕" w:cs="맑은 고딕" w:eastAsia="맑은 고딕" w:hAnsi="맑은 고딕"/>
+          <w:b/>
+          <w:bCs/>
+          <w:sz w:val="20"/>
+          <w:szCs w:val="20"/>
+        </w:rPr>
+        <w:t xml:space="preserve">1. </w:t>
+      </w:r>
+      <w:r>
+        <w:rPr>
+          <w:rFonts w:ascii="맑은 고딕" w:cs="맑은 고딕" w:eastAsia="맑은 고딕" w:hAnsi="맑은 고딕"/>
+          <w:sz w:val="20"/>
+          <w:szCs w:val="20"/>
+        </w:rPr>
+        <w:t xml:space="preserve">주소의 숫자를 363 에서 75543 으로 바꾸면 무엇이 달라질까요?</w:t>
+      </w:r>
+    </w:p>
+    <w:p>
+      <w:pPr>
+        <w:spacing w:after="20" w:before="20" w:line="280"/>
+        <w:ind w:left="300"/>
+      </w:pPr>
+      <w:r>
+        <w:rPr>
+          <w:rFonts w:ascii="맑은 고딕" w:cs="맑은 고딕" w:eastAsia="맑은 고딕" w:hAnsi="맑은 고딕"/>
+          <w:b w:val="false"/>
+          <w:bCs w:val="false"/>
+          <w:sz w:val="19"/>
+          <w:szCs w:val="19"/>
+        </w:rPr>
+        <w:t xml:space="preserve">① 과학 자료 대신 체육 자료가 온다</w:t>
+      </w:r>
+    </w:p>
+    <w:p>
+      <w:pPr>
+        <w:spacing w:after="20" w:before="20" w:line="280"/>
+        <w:ind w:left="300"/>
+      </w:pPr>
+      <w:r>
+        <w:rPr>
+          <w:rFonts w:ascii="맑은 고딕" w:cs="맑은 고딕" w:eastAsia="맑은 고딕" w:hAnsi="맑은 고딕"/>
+          <w:b w:val="false"/>
+          <w:bCs w:val="false"/>
+          <w:sz w:val="19"/>
+          <w:szCs w:val="19"/>
+        </w:rPr>
+        <w:t xml:space="preserve">② 자료가 더 많이 온다</w:t>
+      </w:r>
+    </w:p>
+    <w:p>
+      <w:pPr>
+        <w:spacing w:after="20" w:before="20" w:line="280"/>
+        <w:ind w:left="300"/>
+      </w:pPr>
+      <w:r>
+        <w:rPr>
+          <w:rFonts w:ascii="맑은 고딕" w:cs="맑은 고딕" w:eastAsia="맑은 고딕" w:hAnsi="맑은 고딕"/>
+          <w:b w:val="false"/>
+          <w:bCs w:val="false"/>
+          <w:sz w:val="19"/>
+          <w:szCs w:val="19"/>
+        </w:rPr>
+        <w:t xml:space="preserve">③ 한국어로 온다</w:t>
+      </w:r>
+    </w:p>
+    <w:p>
+      <w:pPr>
+        <w:spacing w:after="20" w:before="20" w:line="280"/>
+        <w:ind w:left="300"/>
+      </w:pPr>
+      <w:r>
+        <w:rPr>
+          <w:rFonts w:ascii="맑은 고딕" w:cs="맑은 고딕" w:eastAsia="맑은 고딕" w:hAnsi="맑은 고딕"/>
+          <w:b w:val="false"/>
+          <w:bCs w:val="false"/>
+          <w:sz w:val="19"/>
+          <w:szCs w:val="19"/>
+        </w:rPr>
+        <w:t xml:space="preserve">④ 아무것도 달라지지 않는다</w:t>
+      </w:r>
+    </w:p>
+    <w:p>
+      <w:pPr>
+        <w:spacing w:after="60" w:before="140"/>
+      </w:pPr>
+      <w:r>
+        <w:rPr>
+          <w:rFonts w:ascii="맑은 고딕" w:cs="맑은 고딕" w:eastAsia="맑은 고딕" w:hAnsi="맑은 고딕"/>
+          <w:b/>
+          <w:bCs/>
+          <w:sz w:val="20"/>
+          <w:szCs w:val="20"/>
+        </w:rPr>
+        <w:t xml:space="preserve">2. </w:t>
+      </w:r>
+      <w:r>
+        <w:rPr>
+          <w:rFonts w:ascii="맑은 고딕" w:cs="맑은 고딕" w:eastAsia="맑은 고딕" w:hAnsi="맑은 고딕"/>
+          <w:sz w:val="20"/>
+          <w:szCs w:val="20"/>
+        </w:rPr>
+        <w:t xml:space="preserve">「파라미터」를 가장 잘 설명한 것은?</w:t>
+      </w:r>
+    </w:p>
+    <w:p>
+      <w:pPr>
+        <w:spacing w:after="20" w:before="20" w:line="280"/>
+        <w:ind w:left="300"/>
+      </w:pPr>
+      <w:r>
+        <w:rPr>
+          <w:rFonts w:ascii="맑은 고딕" w:cs="맑은 고딕" w:eastAsia="맑은 고딕" w:hAnsi="맑은 고딕"/>
+          <w:b w:val="false"/>
+          <w:bCs w:val="false"/>
+          <w:sz w:val="19"/>
+          <w:szCs w:val="19"/>
+        </w:rPr>
+        <w:t xml:space="preserve">① 요청에 실어 보내는 조건. 이름과 값으로 되어 있다</w:t>
+      </w:r>
+    </w:p>
+    <w:p>
+      <w:pPr>
+        <w:spacing w:after="20" w:before="20" w:line="280"/>
+        <w:ind w:left="300"/>
+      </w:pPr>
+      <w:r>
+        <w:rPr>
+          <w:rFonts w:ascii="맑은 고딕" w:cs="맑은 고딕" w:eastAsia="맑은 고딕" w:hAnsi="맑은 고딕"/>
+          <w:b w:val="false"/>
+          <w:bCs w:val="false"/>
+          <w:sz w:val="19"/>
+          <w:szCs w:val="19"/>
+        </w:rPr>
+        <w:t xml:space="preserve">② 서버가 돌려주는 자료의 이름</w:t>
+      </w:r>
+    </w:p>
+    <w:p>
+      <w:pPr>
+        <w:spacing w:after="20" w:before="20" w:line="280"/>
+        <w:ind w:left="300"/>
+      </w:pPr>
+      <w:r>
+        <w:rPr>
+          <w:rFonts w:ascii="맑은 고딕" w:cs="맑은 고딕" w:eastAsia="맑은 고딕" w:hAnsi="맑은 고딕"/>
+          <w:b w:val="false"/>
+          <w:bCs w:val="false"/>
+          <w:sz w:val="19"/>
+          <w:szCs w:val="19"/>
+        </w:rPr>
+        <w:t xml:space="preserve">③ 인터넷 주소의 맨 앞부분</w:t>
+      </w:r>
+    </w:p>
+    <w:p>
+      <w:pPr>
+        <w:spacing w:after="20" w:before="20" w:line="280"/>
+        <w:ind w:left="300"/>
+      </w:pPr>
+      <w:r>
+        <w:rPr>
+          <w:rFonts w:ascii="맑은 고딕" w:cs="맑은 고딕" w:eastAsia="맑은 고딕" w:hAnsi="맑은 고딕"/>
+          <w:b w:val="false"/>
+          <w:bCs w:val="false"/>
+          <w:sz w:val="19"/>
+          <w:szCs w:val="19"/>
+        </w:rPr>
+        <w:t xml:space="preserve">④ 자료를 저장해 두는 곳</w:t>
+      </w:r>
+    </w:p>
+    <w:p>
+      <w:pPr>
+        <w:spacing w:after="120" w:before="0"/>
+      </w:pPr>
+    </w:p>
+    <w:tbl>
+      <w:tblPr>
+        <w:tblW w:type="dxa" w:w="9600"/>
+        <w:tblBorders>
+          <w:top w:val="none" w:color="FFFFFF" w:sz="0"/>
+          <w:left w:val="none" w:color="FFFFFF" w:sz="0"/>
+          <w:bottom w:val="none" w:color="FFFFFF" w:sz="0"/>
+          <w:right w:val="none" w:color="FFFFFF" w:sz="0"/>
+          <w:insideH w:val="single" w:color="auto" w:sz="4"/>
+          <w:insideV w:val="single" w:color="auto" w:sz="4"/>
+        </w:tblBorders>
+      </w:tblPr>
+      <w:tblGrid>
+        <w:gridCol w:w="9600"/>
+      </w:tblGrid>
+      <w:tr>
+        <w:tc>
+          <w:tcPr>
+            <w:tcW w:type="dxa" w:w="9600"/>
+            <w:tcBorders>
+              <w:top w:val="none" w:color="FFFFFF" w:sz="0"/>
+              <w:left w:val="single" w:color="D9A441" w:sz="18"/>
+              <w:bottom w:val="none" w:color="FFFFFF" w:sz="0"/>
+              <w:right w:val="none" w:color="FFFFFF" w:sz="0"/>
+            </w:tcBorders>
+            <w:shd w:fill="FFF8E1" w:val="clear"/>
+            <w:tcMar>
+              <w:top w:type="dxa" w:w="110"/>
+              <w:left w:type="dxa" w:w="160"/>
+              <w:bottom w:type="dxa" w:w="110"/>
+              <w:right w:type="dxa" w:w="160"/>
+            </w:tcMar>
+          </w:tcPr>
+          <w:p>
+            <w:pPr>
+              <w:spacing w:after="40" w:before="0" w:line="300"/>
+              <w:jc w:val="left"/>
+            </w:pPr>
+            <w:r>
+              <w:rPr>
+                <w:rFonts w:ascii="맑은 고딕" w:cs="맑은 고딕" w:eastAsia="맑은 고딕" w:hAnsi="맑은 고딕"/>
+                <w:b/>
+                <w:bCs/>
+                <w:sz w:val="20"/>
+                <w:szCs w:val="20"/>
+              </w:rPr>
+              <w:t xml:space="preserve">★ 그런데 이 목록은 미리 받아 둔 것입니다</w:t>
+            </w:r>
+          </w:p>
+          <w:p>
+            <w:pPr>
+              <w:spacing w:after="20" w:before="20" w:line="300"/>
+              <w:jc w:val="left"/>
+            </w:pPr>
+            <w:r>
+              <w:rPr>
+                <w:rFonts w:ascii="맑은 고딕" w:cs="맑은 고딕" w:eastAsia="맑은 고딕" w:hAnsi="맑은 고딕"/>
+                <w:sz w:val="19"/>
+                <w:szCs w:val="19"/>
+              </w:rPr>
+              <w:t xml:space="preserve">앱에서 [진짜로 불러 보면 어떻게 될까?] 를 눌러 보세요. 실패할 것입니다.</w:t>
+            </w:r>
+          </w:p>
+          <w:p>
+            <w:pPr>
+              <w:spacing w:after="20" w:before="60" w:line="300"/>
+              <w:jc w:val="left"/>
+            </w:pPr>
+            <w:r>
+              <w:rPr>
+                <w:rFonts w:ascii="맑은 고딕" w:cs="맑은 고딕" w:eastAsia="맑은 고딕" w:hAnsi="맑은 고딕"/>
+                <w:b/>
+                <w:bCs/>
+                <w:sz w:val="19"/>
+                <w:szCs w:val="19"/>
+              </w:rPr>
+              <w:t xml:space="preserve">왜 실패했나요? 화면의 설명을 읽고 적어 보세요.</w:t>
+            </w:r>
+          </w:p>
+          <w:p>
+            <w:pPr>
+              <w:spacing w:after="400" w:before="40" w:line="300"/>
+              <w:jc w:val="left"/>
+            </w:pPr>
+            <w:r>
+              <w:rPr>
+                <w:rFonts w:ascii="맑은 고딕" w:cs="맑은 고딕" w:eastAsia="맑은 고딕" w:hAnsi="맑은 고딕"/>
+                <w:sz w:val="20"/>
+                <w:szCs w:val="20"/>
+              </w:rPr>
+              <w:t xml:space="preserve"/>
+            </w:r>
+          </w:p>
+        </w:tc>
+      </w:tr>
+    </w:tbl>
+    <w:tbl>
+      <w:tblPr>
+        <w:tblW w:type="dxa" w:w="9600"/>
+        <w:tblBorders>
+          <w:top w:val="none" w:color="FFFFFF" w:sz="0"/>
+          <w:left w:val="none" w:color="FFFFFF" w:sz="0"/>
+          <w:bottom w:val="none" w:color="FFFFFF" w:sz="0"/>
+          <w:right w:val="none" w:color="FFFFFF" w:sz="0"/>
+          <w:insideH w:val="single" w:color="auto" w:sz="4"/>
+          <w:insideV w:val="single" w:color="auto" w:sz="4"/>
+        </w:tblBorders>
+      </w:tblPr>
+      <w:tblGrid>
+        <w:gridCol w:w="9600"/>
+      </w:tblGrid>
+      <w:tr>
+        <w:tc>
+          <w:tcPr>
+            <w:tcW w:type="dxa" w:w="9600"/>
+            <w:tcBorders>
+              <w:top w:val="none" w:color="FFFFFF" w:sz="0"/>
+              <w:left w:val="single" w:color="1667C4" w:sz="18"/>
+              <w:bottom w:val="none" w:color="FFFFFF" w:sz="0"/>
+              <w:right w:val="none" w:color="FFFFFF" w:sz="0"/>
+            </w:tcBorders>
+            <w:shd w:fill="E8F1FD" w:val="clear"/>
+            <w:tcMar>
+              <w:top w:type="dxa" w:w="90"/>
+              <w:left w:type="dxa" w:w="160"/>
+              <w:bottom w:type="dxa" w:w="90"/>
+              <w:right w:type="dxa" w:w="160"/>
+            </w:tcMar>
+          </w:tcPr>
+          <w:p>
+            <w:pPr>
+              <w:spacing w:after="0" w:before="0"/>
+            </w:pPr>
+            <w:r>
+              <w:rPr>
+                <w:rFonts w:ascii="맑은 고딕" w:cs="맑은 고딕" w:eastAsia="맑은 고딕" w:hAnsi="맑은 고딕"/>
+                <w:b/>
+                <w:bCs/>
+                <w:color w:val="0F4C96"/>
+                <w:sz w:val="24"/>
+                <w:szCs w:val="24"/>
+              </w:rPr>
+              <w:t xml:space="preserve">활동 3. </w:t>
+            </w:r>
+            <w:r>
+              <w:rPr>
+                <w:rFonts w:ascii="맑은 고딕" w:cs="맑은 고딕" w:eastAsia="맑은 고딕" w:hAnsi="맑은 고딕"/>
+                <w:b/>
+                <w:bCs/>
+                <w:color w:val="0F4C96"/>
+                <w:sz w:val="24"/>
+                <w:szCs w:val="24"/>
+              </w:rPr>
               <w:t xml:space="preserve">주소 해부하기 — 주소가 곧 요청이다</w:t>
             </w:r>
             <w:r>
@@ -2788,447 +4142,8 @@
           <w:sz w:val="19"/>
           <w:szCs w:val="19"/>
         </w:rPr>
-        <w:t xml:space="preserve">화면 아래 「넣어 볼 글자」 칸에 우리 학교 이름을 넣고, 바뀌는 모습을 적으세요.</w:t>
+        <w:t xml:space="preserve">주소에는 영문·숫자와 몇몇 기호만 쓸 수 있습니다. 그래서 한글은 바꾸어 적습니다.</w:t>
       </w:r>
-    </w:p>
-    <w:tbl>
-      <w:tblPr>
-        <w:tblW w:type="dxa" w:w="9600"/>
-        <w:tblBorders>
-          <w:top w:val="single" w:color="auto" w:sz="4"/>
-          <w:left w:val="single" w:color="auto" w:sz="4"/>
-          <w:bottom w:val="single" w:color="auto" w:sz="4"/>
-          <w:right w:val="single" w:color="auto" w:sz="4"/>
-          <w:insideH w:val="single" w:color="auto" w:sz="4"/>
-          <w:insideV w:val="single" w:color="auto" w:sz="4"/>
-        </w:tblBorders>
-      </w:tblPr>
-      <w:tblGrid>
-        <w:gridCol w:w="2200"/>
-        <w:gridCol w:w="3400"/>
-        <w:gridCol w:w="4000"/>
-      </w:tblGrid>
-      <w:tr>
-        <w:trPr>
-          <w:tblHeader/>
-        </w:trPr>
-        <w:tc>
-          <w:tcPr>
-            <w:tcW w:type="dxa" w:w="2200"/>
-            <w:tcBorders>
-              <w:top w:val="single" w:color="C9D6E5" w:sz="4"/>
-              <w:left w:val="single" w:color="C9D6E5" w:sz="4"/>
-              <w:bottom w:val="single" w:color="C9D6E5" w:sz="4"/>
-              <w:right w:val="single" w:color="C9D6E5" w:sz="4"/>
-            </w:tcBorders>
-            <w:shd w:fill="E8F1FD" w:val="clear"/>
-            <w:tcMar>
-              <w:top w:type="dxa" w:w="60"/>
-              <w:left w:type="dxa" w:w="100"/>
-              <w:bottom w:type="dxa" w:w="60"/>
-              <w:right w:type="dxa" w:w="100"/>
-            </w:tcMar>
-            <w:vAlign w:val="center"/>
-          </w:tcPr>
-          <w:p>
-            <w:pPr>
-              <w:spacing w:after="0" w:before="0" w:line="300"/>
-              <w:jc w:val="center"/>
-            </w:pPr>
-            <w:r>
-              <w:rPr>
-                <w:rFonts w:ascii="맑은 고딕" w:cs="맑은 고딕" w:eastAsia="맑은 고딕" w:hAnsi="맑은 고딕"/>
-                <w:b/>
-                <w:bCs/>
-                <w:sz w:val="18"/>
-                <w:szCs w:val="18"/>
-              </w:rPr>
-              <w:t xml:space="preserve">내가 넣은 글자</w:t>
-            </w:r>
-          </w:p>
-        </w:tc>
-        <w:tc>
-          <w:tcPr>
-            <w:tcW w:type="dxa" w:w="3400"/>
-            <w:tcBorders>
-              <w:top w:val="single" w:color="C9D6E5" w:sz="4"/>
-              <w:left w:val="single" w:color="C9D6E5" w:sz="4"/>
-              <w:bottom w:val="single" w:color="C9D6E5" w:sz="4"/>
-              <w:right w:val="single" w:color="C9D6E5" w:sz="4"/>
-            </w:tcBorders>
-            <w:shd w:fill="E8F1FD" w:val="clear"/>
-            <w:tcMar>
-              <w:top w:type="dxa" w:w="60"/>
-              <w:left w:type="dxa" w:w="100"/>
-              <w:bottom w:type="dxa" w:w="60"/>
-              <w:right w:type="dxa" w:w="100"/>
-            </w:tcMar>
-            <w:vAlign w:val="center"/>
-          </w:tcPr>
-          <w:p>
-            <w:pPr>
-              <w:spacing w:after="0" w:before="0" w:line="300"/>
-              <w:jc w:val="center"/>
-            </w:pPr>
-            <w:r>
-              <w:rPr>
-                <w:rFonts w:ascii="맑은 고딕" w:cs="맑은 고딕" w:eastAsia="맑은 고딕" w:hAnsi="맑은 고딕"/>
-                <w:b/>
-                <w:bCs/>
-                <w:sz w:val="18"/>
-                <w:szCs w:val="18"/>
-              </w:rPr>
-              <w:t xml:space="preserve">UTF-8 바이트 (16진수)</w:t>
-            </w:r>
-          </w:p>
-        </w:tc>
-        <w:tc>
-          <w:tcPr>
-            <w:tcW w:type="dxa" w:w="4000"/>
-            <w:tcBorders>
-              <w:top w:val="single" w:color="C9D6E5" w:sz="4"/>
-              <w:left w:val="single" w:color="C9D6E5" w:sz="4"/>
-              <w:bottom w:val="single" w:color="C9D6E5" w:sz="4"/>
-              <w:right w:val="single" w:color="C9D6E5" w:sz="4"/>
-            </w:tcBorders>
-            <w:shd w:fill="E8F1FD" w:val="clear"/>
-            <w:tcMar>
-              <w:top w:type="dxa" w:w="60"/>
-              <w:left w:type="dxa" w:w="100"/>
-              <w:bottom w:type="dxa" w:w="60"/>
-              <w:right w:type="dxa" w:w="100"/>
-            </w:tcMar>
-            <w:vAlign w:val="center"/>
-          </w:tcPr>
-          <w:p>
-            <w:pPr>
-              <w:spacing w:after="0" w:before="0" w:line="300"/>
-              <w:jc w:val="center"/>
-            </w:pPr>
-            <w:r>
-              <w:rPr>
-                <w:rFonts w:ascii="맑은 고딕" w:cs="맑은 고딕" w:eastAsia="맑은 고딕" w:hAnsi="맑은 고딕"/>
-                <w:b/>
-                <w:bCs/>
-                <w:sz w:val="18"/>
-                <w:szCs w:val="18"/>
-              </w:rPr>
-              <w:t xml:space="preserve">주소에 적히는 모습</w:t>
-            </w:r>
-          </w:p>
-        </w:tc>
-      </w:tr>
-      <w:tr>
-        <w:trPr>
-          <w:cantSplit/>
-          <w:trHeight w:val="460" w:hRule="atLeast"/>
-        </w:trPr>
-        <w:tc>
-          <w:tcPr>
-            <w:tcW w:type="dxa" w:w="2200"/>
-            <w:tcBorders>
-              <w:top w:val="single" w:color="C9D6E5" w:sz="4"/>
-              <w:left w:val="single" w:color="C9D6E5" w:sz="4"/>
-              <w:bottom w:val="single" w:color="C9D6E5" w:sz="4"/>
-              <w:right w:val="single" w:color="C9D6E5" w:sz="4"/>
-            </w:tcBorders>
-            <w:tcMar>
-              <w:top w:type="dxa" w:w="60"/>
-              <w:left w:type="dxa" w:w="100"/>
-              <w:bottom w:type="dxa" w:w="60"/>
-              <w:right w:type="dxa" w:w="100"/>
-            </w:tcMar>
-            <w:vAlign w:val="center"/>
-          </w:tcPr>
-          <w:p>
-            <w:pPr>
-              <w:spacing w:after="0" w:before="0" w:line="300"/>
-              <w:jc w:val="left"/>
-            </w:pPr>
-            <w:r>
-              <w:rPr>
-                <w:rFonts w:ascii="맑은 고딕" w:cs="맑은 고딕" w:eastAsia="맑은 고딕" w:hAnsi="맑은 고딕"/>
-                <w:sz w:val="18"/>
-                <w:szCs w:val="18"/>
-              </w:rPr>
-              <w:t xml:space="preserve"/>
-            </w:r>
-          </w:p>
-        </w:tc>
-        <w:tc>
-          <w:tcPr>
-            <w:tcW w:type="dxa" w:w="3400"/>
-            <w:tcBorders>
-              <w:top w:val="single" w:color="C9D6E5" w:sz="4"/>
-              <w:left w:val="single" w:color="C9D6E5" w:sz="4"/>
-              <w:bottom w:val="single" w:color="C9D6E5" w:sz="4"/>
-              <w:right w:val="single" w:color="C9D6E5" w:sz="4"/>
-            </w:tcBorders>
-            <w:tcMar>
-              <w:top w:type="dxa" w:w="60"/>
-              <w:left w:type="dxa" w:w="100"/>
-              <w:bottom w:type="dxa" w:w="60"/>
-              <w:right w:type="dxa" w:w="100"/>
-            </w:tcMar>
-            <w:vAlign w:val="center"/>
-          </w:tcPr>
-          <w:p>
-            <w:pPr>
-              <w:spacing w:after="0" w:before="0" w:line="300"/>
-              <w:jc w:val="left"/>
-            </w:pPr>
-            <w:r>
-              <w:rPr>
-                <w:rFonts w:ascii="맑은 고딕" w:cs="맑은 고딕" w:eastAsia="맑은 고딕" w:hAnsi="맑은 고딕"/>
-                <w:sz w:val="18"/>
-                <w:szCs w:val="18"/>
-              </w:rPr>
-              <w:t xml:space="preserve"/>
-            </w:r>
-          </w:p>
-        </w:tc>
-        <w:tc>
-          <w:tcPr>
-            <w:tcW w:type="dxa" w:w="4000"/>
-            <w:tcBorders>
-              <w:top w:val="single" w:color="C9D6E5" w:sz="4"/>
-              <w:left w:val="single" w:color="C9D6E5" w:sz="4"/>
-              <w:bottom w:val="single" w:color="C9D6E5" w:sz="4"/>
-              <w:right w:val="single" w:color="C9D6E5" w:sz="4"/>
-            </w:tcBorders>
-            <w:tcMar>
-              <w:top w:type="dxa" w:w="60"/>
-              <w:left w:type="dxa" w:w="100"/>
-              <w:bottom w:type="dxa" w:w="60"/>
-              <w:right w:type="dxa" w:w="100"/>
-            </w:tcMar>
-            <w:vAlign w:val="center"/>
-          </w:tcPr>
-          <w:p>
-            <w:pPr>
-              <w:spacing w:after="0" w:before="0" w:line="300"/>
-              <w:jc w:val="left"/>
-            </w:pPr>
-            <w:r>
-              <w:rPr>
-                <w:rFonts w:ascii="맑은 고딕" w:cs="맑은 고딕" w:eastAsia="맑은 고딕" w:hAnsi="맑은 고딕"/>
-                <w:sz w:val="18"/>
-                <w:szCs w:val="18"/>
-              </w:rPr>
-              <w:t xml:space="preserve"/>
-            </w:r>
-          </w:p>
-        </w:tc>
-      </w:tr>
-      <w:tr>
-        <w:trPr>
-          <w:cantSplit/>
-          <w:trHeight w:val="460" w:hRule="atLeast"/>
-        </w:trPr>
-        <w:tc>
-          <w:tcPr>
-            <w:tcW w:type="dxa" w:w="2200"/>
-            <w:tcBorders>
-              <w:top w:val="single" w:color="C9D6E5" w:sz="4"/>
-              <w:left w:val="single" w:color="C9D6E5" w:sz="4"/>
-              <w:bottom w:val="single" w:color="C9D6E5" w:sz="4"/>
-              <w:right w:val="single" w:color="C9D6E5" w:sz="4"/>
-            </w:tcBorders>
-            <w:tcMar>
-              <w:top w:type="dxa" w:w="60"/>
-              <w:left w:type="dxa" w:w="100"/>
-              <w:bottom w:type="dxa" w:w="60"/>
-              <w:right w:type="dxa" w:w="100"/>
-            </w:tcMar>
-            <w:vAlign w:val="center"/>
-          </w:tcPr>
-          <w:p>
-            <w:pPr>
-              <w:spacing w:after="0" w:before="0" w:line="300"/>
-              <w:jc w:val="left"/>
-            </w:pPr>
-            <w:r>
-              <w:rPr>
-                <w:rFonts w:ascii="맑은 고딕" w:cs="맑은 고딕" w:eastAsia="맑은 고딕" w:hAnsi="맑은 고딕"/>
-                <w:sz w:val="18"/>
-                <w:szCs w:val="18"/>
-              </w:rPr>
-              <w:t xml:space="preserve"/>
-            </w:r>
-          </w:p>
-        </w:tc>
-        <w:tc>
-          <w:tcPr>
-            <w:tcW w:type="dxa" w:w="3400"/>
-            <w:tcBorders>
-              <w:top w:val="single" w:color="C9D6E5" w:sz="4"/>
-              <w:left w:val="single" w:color="C9D6E5" w:sz="4"/>
-              <w:bottom w:val="single" w:color="C9D6E5" w:sz="4"/>
-              <w:right w:val="single" w:color="C9D6E5" w:sz="4"/>
-            </w:tcBorders>
-            <w:tcMar>
-              <w:top w:type="dxa" w:w="60"/>
-              <w:left w:type="dxa" w:w="100"/>
-              <w:bottom w:type="dxa" w:w="60"/>
-              <w:right w:type="dxa" w:w="100"/>
-            </w:tcMar>
-            <w:vAlign w:val="center"/>
-          </w:tcPr>
-          <w:p>
-            <w:pPr>
-              <w:spacing w:after="0" w:before="0" w:line="300"/>
-              <w:jc w:val="left"/>
-            </w:pPr>
-            <w:r>
-              <w:rPr>
-                <w:rFonts w:ascii="맑은 고딕" w:cs="맑은 고딕" w:eastAsia="맑은 고딕" w:hAnsi="맑은 고딕"/>
-                <w:sz w:val="18"/>
-                <w:szCs w:val="18"/>
-              </w:rPr>
-              <w:t xml:space="preserve"/>
-            </w:r>
-          </w:p>
-        </w:tc>
-        <w:tc>
-          <w:tcPr>
-            <w:tcW w:type="dxa" w:w="4000"/>
-            <w:tcBorders>
-              <w:top w:val="single" w:color="C9D6E5" w:sz="4"/>
-              <w:left w:val="single" w:color="C9D6E5" w:sz="4"/>
-              <w:bottom w:val="single" w:color="C9D6E5" w:sz="4"/>
-              <w:right w:val="single" w:color="C9D6E5" w:sz="4"/>
-            </w:tcBorders>
-            <w:tcMar>
-              <w:top w:type="dxa" w:w="60"/>
-              <w:left w:type="dxa" w:w="100"/>
-              <w:bottom w:type="dxa" w:w="60"/>
-              <w:right w:type="dxa" w:w="100"/>
-            </w:tcMar>
-            <w:vAlign w:val="center"/>
-          </w:tcPr>
-          <w:p>
-            <w:pPr>
-              <w:spacing w:after="0" w:before="0" w:line="300"/>
-              <w:jc w:val="left"/>
-            </w:pPr>
-            <w:r>
-              <w:rPr>
-                <w:rFonts w:ascii="맑은 고딕" w:cs="맑은 고딕" w:eastAsia="맑은 고딕" w:hAnsi="맑은 고딕"/>
-                <w:sz w:val="18"/>
-                <w:szCs w:val="18"/>
-              </w:rPr>
-              <w:t xml:space="preserve"/>
-            </w:r>
-          </w:p>
-        </w:tc>
-      </w:tr>
-      <w:tr>
-        <w:trPr>
-          <w:cantSplit/>
-          <w:trHeight w:val="460" w:hRule="atLeast"/>
-        </w:trPr>
-        <w:tc>
-          <w:tcPr>
-            <w:tcW w:type="dxa" w:w="2200"/>
-            <w:tcBorders>
-              <w:top w:val="single" w:color="C9D6E5" w:sz="4"/>
-              <w:left w:val="single" w:color="C9D6E5" w:sz="4"/>
-              <w:bottom w:val="single" w:color="C9D6E5" w:sz="4"/>
-              <w:right w:val="single" w:color="C9D6E5" w:sz="4"/>
-            </w:tcBorders>
-            <w:tcMar>
-              <w:top w:type="dxa" w:w="60"/>
-              <w:left w:type="dxa" w:w="100"/>
-              <w:bottom w:type="dxa" w:w="60"/>
-              <w:right w:type="dxa" w:w="100"/>
-            </w:tcMar>
-            <w:vAlign w:val="center"/>
-          </w:tcPr>
-          <w:p>
-            <w:pPr>
-              <w:spacing w:after="0" w:before="0" w:line="300"/>
-              <w:jc w:val="left"/>
-            </w:pPr>
-            <w:r>
-              <w:rPr>
-                <w:rFonts w:ascii="맑은 고딕" w:cs="맑은 고딕" w:eastAsia="맑은 고딕" w:hAnsi="맑은 고딕"/>
-                <w:sz w:val="18"/>
-                <w:szCs w:val="18"/>
-              </w:rPr>
-              <w:t xml:space="preserve"/>
-            </w:r>
-          </w:p>
-        </w:tc>
-        <w:tc>
-          <w:tcPr>
-            <w:tcW w:type="dxa" w:w="3400"/>
-            <w:tcBorders>
-              <w:top w:val="single" w:color="C9D6E5" w:sz="4"/>
-              <w:left w:val="single" w:color="C9D6E5" w:sz="4"/>
-              <w:bottom w:val="single" w:color="C9D6E5" w:sz="4"/>
-              <w:right w:val="single" w:color="C9D6E5" w:sz="4"/>
-            </w:tcBorders>
-            <w:tcMar>
-              <w:top w:type="dxa" w:w="60"/>
-              <w:left w:type="dxa" w:w="100"/>
-              <w:bottom w:type="dxa" w:w="60"/>
-              <w:right w:type="dxa" w:w="100"/>
-            </w:tcMar>
-            <w:vAlign w:val="center"/>
-          </w:tcPr>
-          <w:p>
-            <w:pPr>
-              <w:spacing w:after="0" w:before="0" w:line="300"/>
-              <w:jc w:val="left"/>
-            </w:pPr>
-            <w:r>
-              <w:rPr>
-                <w:rFonts w:ascii="맑은 고딕" w:cs="맑은 고딕" w:eastAsia="맑은 고딕" w:hAnsi="맑은 고딕"/>
-                <w:sz w:val="18"/>
-                <w:szCs w:val="18"/>
-              </w:rPr>
-              <w:t xml:space="preserve"/>
-            </w:r>
-          </w:p>
-        </w:tc>
-        <w:tc>
-          <w:tcPr>
-            <w:tcW w:type="dxa" w:w="4000"/>
-            <w:tcBorders>
-              <w:top w:val="single" w:color="C9D6E5" w:sz="4"/>
-              <w:left w:val="single" w:color="C9D6E5" w:sz="4"/>
-              <w:bottom w:val="single" w:color="C9D6E5" w:sz="4"/>
-              <w:right w:val="single" w:color="C9D6E5" w:sz="4"/>
-            </w:tcBorders>
-            <w:tcMar>
-              <w:top w:type="dxa" w:w="60"/>
-              <w:left w:type="dxa" w:w="100"/>
-              <w:bottom w:type="dxa" w:w="60"/>
-              <w:right w:type="dxa" w:w="100"/>
-            </w:tcMar>
-            <w:vAlign w:val="center"/>
-          </w:tcPr>
-          <w:p>
-            <w:pPr>
-              <w:spacing w:after="0" w:before="0" w:line="300"/>
-              <w:jc w:val="left"/>
-            </w:pPr>
-            <w:r>
-              <w:rPr>
-                <w:rFonts w:ascii="맑은 고딕" w:cs="맑은 고딕" w:eastAsia="맑은 고딕" w:hAnsi="맑은 고딕"/>
-                <w:sz w:val="18"/>
-                <w:szCs w:val="18"/>
-              </w:rPr>
-              <w:t xml:space="preserve"/>
-            </w:r>
-          </w:p>
-        </w:tc>
-      </w:tr>
-    </w:tbl>
-    <w:p>
-      <w:pPr>
-        <w:spacing w:after="100" w:before="0"/>
-      </w:pPr>
     </w:p>
     <w:tbl>
       <w:tblPr>
@@ -3249,7 +4164,7 @@
       <w:tr>
         <w:trPr>
           <w:cantSplit/>
-          <w:trHeight w:val="500" w:hRule="atLeast"/>
+          <w:trHeight w:val="520" w:hRule="atLeast"/>
         </w:trPr>
         <w:tc>
           <w:tcPr>
@@ -3280,7 +4195,7 @@
                 <w:sz w:val="19"/>
                 <w:szCs w:val="19"/>
               </w:rPr>
-              <w:t xml:space="preserve">한글 한 글자는 몇 바이트인가요?</w:t>
+              <w:t xml:space="preserve">우리 학교 이름은 주소에 어떻게 적히나요?</w:t>
             </w:r>
           </w:p>
         </w:tc>
@@ -3320,7 +4235,7 @@
       <w:tr>
         <w:trPr>
           <w:cantSplit/>
-          <w:trHeight w:val="500" w:hRule="atLeast"/>
+          <w:trHeight w:val="520" w:hRule="atLeast"/>
         </w:trPr>
         <w:tc>
           <w:tcPr>
@@ -3389,6 +4304,21 @@
         </w:tc>
       </w:tr>
     </w:tbl>
+    <w:p>
+      <w:pPr>
+        <w:spacing w:after="40" w:before="40" w:line="300"/>
+        <w:jc w:val="left"/>
+      </w:pPr>
+      <w:r>
+        <w:rPr>
+          <w:rFonts w:ascii="맑은 고딕" w:cs="맑은 고딕" w:eastAsia="맑은 고딕" w:hAnsi="맑은 고딕"/>
+          <w:color w:val="5B6B7C"/>
+          <w:sz w:val="17"/>
+          <w:szCs w:val="17"/>
+        </w:rPr>
+        <w:t xml:space="preserve">※ 한 글자가 몇 바이트인지까지는 앱의 [🔬 더 깊이] 상자에 있습니다. 궁금하면 열어 보세요.</w:t>
+      </w:r>
+    </w:p>
     <w:p>
       <w:pPr>
         <w:spacing w:after="60" w:before="160"/>
@@ -3712,7 +4642,7 @@
                 <w:sz w:val="24"/>
                 <w:szCs w:val="24"/>
               </w:rPr>
-              <w:t xml:space="preserve">활동 3. </w:t>
+              <w:t xml:space="preserve">활동 4. </w:t>
             </w:r>
             <w:r>
               <w:rPr>
@@ -4711,7 +5641,7 @@
           <w:sz w:val="21"/>
           <w:szCs w:val="21"/>
         </w:rPr>
-        <w:t xml:space="preserve">코드로 쓰면 — 빈칸에 알맞은 것을 쓰세요</w:t>
+        <w:t xml:space="preserve">코드로 쓰면 — 읽어만 보세요 (외우지 않아도 됩니다)</w:t>
       </w:r>
     </w:p>
     <w:p>
@@ -4812,7 +5742,7 @@
                 <w:sz w:val="18"/>
                 <w:szCs w:val="18"/>
               </w:rPr>
-              <w:t xml:space="preserve">const 응답  = await  (         ) (주소);      // 요청을 보낸다</w:t>
+              <w:t xml:space="preserve">const 응답  = await  fetch (주소);           // 요청을 보낸다</w:t>
             </w:r>
           </w:p>
           <w:p>
@@ -4825,7 +5755,7 @@
                 <w:sz w:val="18"/>
                 <w:szCs w:val="18"/>
               </w:rPr>
-              <w:t xml:space="preserve">const 데이터 = await 응답. (         ) ();     // 받은 글을 JSON 으로 푼다</w:t>
+              <w:t xml:space="preserve">const 데이터 = await 응답. json ();          // 받은 글을 JSON 으로 푼다</w:t>
             </w:r>
           </w:p>
         </w:tc>
@@ -4916,7 +5846,7 @@
                 <w:sz w:val="18"/>
                 <w:szCs w:val="18"/>
               </w:rPr>
-              <w:t xml:space="preserve">응답   = requests. (         ) (주소, params=값)   # 요청을 보낸다</w:t>
+              <w:t xml:space="preserve">응답   = requests. get (주소, params=값)   # 요청을 보낸다</w:t>
             </w:r>
           </w:p>
           <w:p>
@@ -4929,7 +5859,7 @@
                 <w:sz w:val="18"/>
                 <w:szCs w:val="18"/>
               </w:rPr>
-              <w:t xml:space="preserve">데이터 = 응답. (         ) ()                      # 딕셔너리로 푼다</w:t>
+              <w:t xml:space="preserve">데이터 = 응답. json ()                     # 딕셔너리로 푼다</w:t>
             </w:r>
           </w:p>
         </w:tc>
@@ -4981,7 +5911,7 @@
                 <w:sz w:val="24"/>
                 <w:szCs w:val="24"/>
               </w:rPr>
-              <w:t xml:space="preserve">활동 4. </w:t>
+              <w:t xml:space="preserve">활동 5. </w:t>
             </w:r>
             <w:r>
               <w:rPr>
@@ -5553,7 +6483,7 @@
           <w:sz w:val="21"/>
           <w:szCs w:val="21"/>
         </w:rPr>
-        <w:t xml:space="preserve">빈칸 채우기</w:t>
+        <w:t xml:space="preserve">읽어 보기 — 깊이 들어간 값 꺼내기</w:t>
       </w:r>
     </w:p>
     <w:tbl>
@@ -5612,7 +6542,7 @@
                 <w:sz w:val="18"/>
                 <w:szCs w:val="18"/>
               </w:rPr>
-              <w:t xml:space="preserve">const 첫줄 = 데이터.mealServiceDietInfo[ (      ) ].row[0];</w:t>
+              <w:t xml:space="preserve">const 첫줄 = 데이터.mealServiceDietInfo[ 1 ].row[0];</w:t>
             </w:r>
           </w:p>
           <w:p>
@@ -5625,7 +6555,7 @@
                 <w:sz w:val="18"/>
                 <w:szCs w:val="18"/>
               </w:rPr>
-              <w:t xml:space="preserve">const 식단 = 첫줄. (                    ) ;</w:t>
+              <w:t xml:space="preserve">const 식단 = 첫줄. DDISH_NM ;</w:t>
             </w:r>
           </w:p>
           <w:p>
@@ -5734,7 +6664,7 @@
                 <w:sz w:val="24"/>
                 <w:szCs w:val="24"/>
               </w:rPr>
-              <w:t xml:space="preserve">활동 5. </w:t>
+              <w:t xml:space="preserve">활동 6. </w:t>
             </w:r>
             <w:r>
               <w:rPr>
@@ -6274,7 +7204,7 @@
           <w:sz w:val="21"/>
           <w:szCs w:val="21"/>
         </w:rPr>
-        <w:t xml:space="preserve">빈칸 채우기 — 한글을 주소에 넣기</w:t>
+        <w:t xml:space="preserve">읽어 보기 — 한글을 주소에 넣기</w:t>
       </w:r>
     </w:p>
     <w:tbl>
@@ -6359,7 +7289,7 @@
                 <w:sz w:val="18"/>
                 <w:szCs w:val="18"/>
               </w:rPr>
-              <w:t xml:space="preserve">  + '&amp;SCHUL_NM=' +  (                              ) (학교);</w:t>
+              <w:t xml:space="preserve">  + '&amp;SCHUL_NM=' + encodeURIComponent (학교);</w:t>
             </w:r>
           </w:p>
           <w:p>
@@ -6437,7 +7367,7 @@
                 <w:sz w:val="24"/>
                 <w:szCs w:val="24"/>
               </w:rPr>
-              <w:t xml:space="preserve">활동 6. </w:t>
+              <w:t xml:space="preserve">활동 7. </w:t>
             </w:r>
             <w:r>
               <w:rPr>
@@ -7606,7 +8536,7 @@
                 <w:sz w:val="24"/>
                 <w:szCs w:val="24"/>
               </w:rPr>
-              <w:t xml:space="preserve">활동 7. </w:t>
+              <w:t xml:space="preserve">활동 8. </w:t>
             </w:r>
             <w:r>
               <w:rPr>
@@ -7643,7 +8573,7 @@
           <w:sz w:val="19"/>
           <w:szCs w:val="19"/>
         </w:rPr>
-        <w:t xml:space="preserve">나무에서 값을 눌러 다섯 문제를 풀고, 정답 경로를 적으세요.</w:t>
+        <w:t xml:space="preserve">나무에서 값을 눌러 세 문제를 풀고, 정답 경로를 적으세요.</w:t>
       </w:r>
     </w:p>
     <w:tbl>
@@ -7776,7 +8706,7 @@
       <w:tr>
         <w:trPr>
           <w:cantSplit/>
-          <w:trHeight w:val="520" w:hRule="atLeast"/>
+          <w:trHeight w:val="560" w:hRule="atLeast"/>
         </w:trPr>
         <w:tc>
           <w:tcPr>
@@ -7878,7 +8808,7 @@
       <w:tr>
         <w:trPr>
           <w:cantSplit/>
-          <w:trHeight w:val="520" w:hRule="atLeast"/>
+          <w:trHeight w:val="560" w:hRule="atLeast"/>
         </w:trPr>
         <w:tc>
           <w:tcPr>
@@ -7980,7 +8910,7 @@
       <w:tr>
         <w:trPr>
           <w:cantSplit/>
-          <w:trHeight w:val="520" w:hRule="atLeast"/>
+          <w:trHeight w:val="560" w:hRule="atLeast"/>
         </w:trPr>
         <w:tc>
           <w:tcPr>
@@ -8011,210 +8941,6 @@
                 <w:szCs w:val="18"/>
               </w:rPr>
               <w:t xml:space="preserve">두 번째 날의 날짜</w:t>
-            </w:r>
-          </w:p>
-        </w:tc>
-        <w:tc>
-          <w:tcPr>
-            <w:tcW w:type="dxa" w:w="5400"/>
-            <w:tcBorders>
-              <w:top w:val="single" w:color="C9D6E5" w:sz="4"/>
-              <w:left w:val="single" w:color="C9D6E5" w:sz="4"/>
-              <w:bottom w:val="single" w:color="C9D6E5" w:sz="4"/>
-              <w:right w:val="single" w:color="C9D6E5" w:sz="4"/>
-            </w:tcBorders>
-            <w:tcMar>
-              <w:top w:type="dxa" w:w="60"/>
-              <w:left w:type="dxa" w:w="100"/>
-              <w:bottom w:type="dxa" w:w="60"/>
-              <w:right w:type="dxa" w:w="100"/>
-            </w:tcMar>
-            <w:vAlign w:val="center"/>
-          </w:tcPr>
-          <w:p>
-            <w:pPr>
-              <w:spacing w:after="0" w:before="0" w:line="300"/>
-              <w:jc w:val="left"/>
-            </w:pPr>
-            <w:r>
-              <w:rPr>
-                <w:rFonts w:ascii="맑은 고딕" w:cs="맑은 고딕" w:eastAsia="맑은 고딕" w:hAnsi="맑은 고딕"/>
-                <w:sz w:val="18"/>
-                <w:szCs w:val="18"/>
-              </w:rPr>
-              <w:t xml:space="preserve"/>
-            </w:r>
-          </w:p>
-        </w:tc>
-        <w:tc>
-          <w:tcPr>
-            <w:tcW w:type="dxa" w:w="1000"/>
-            <w:tcBorders>
-              <w:top w:val="single" w:color="C9D6E5" w:sz="4"/>
-              <w:left w:val="single" w:color="C9D6E5" w:sz="4"/>
-              <w:bottom w:val="single" w:color="C9D6E5" w:sz="4"/>
-              <w:right w:val="single" w:color="C9D6E5" w:sz="4"/>
-            </w:tcBorders>
-            <w:tcMar>
-              <w:top w:type="dxa" w:w="60"/>
-              <w:left w:type="dxa" w:w="100"/>
-              <w:bottom w:type="dxa" w:w="60"/>
-              <w:right w:type="dxa" w:w="100"/>
-            </w:tcMar>
-            <w:vAlign w:val="center"/>
-          </w:tcPr>
-          <w:p>
-            <w:pPr>
-              <w:spacing w:after="0" w:before="0" w:line="300"/>
-              <w:jc w:val="left"/>
-            </w:pPr>
-            <w:r>
-              <w:rPr>
-                <w:rFonts w:ascii="맑은 고딕" w:cs="맑은 고딕" w:eastAsia="맑은 고딕" w:hAnsi="맑은 고딕"/>
-                <w:sz w:val="18"/>
-                <w:szCs w:val="18"/>
-              </w:rPr>
-              <w:t xml:space="preserve"/>
-            </w:r>
-          </w:p>
-        </w:tc>
-      </w:tr>
-      <w:tr>
-        <w:trPr>
-          <w:cantSplit/>
-          <w:trHeight w:val="520" w:hRule="atLeast"/>
-        </w:trPr>
-        <w:tc>
-          <w:tcPr>
-            <w:tcW w:type="dxa" w:w="3200"/>
-            <w:tcBorders>
-              <w:top w:val="single" w:color="C9D6E5" w:sz="4"/>
-              <w:left w:val="single" w:color="C9D6E5" w:sz="4"/>
-              <w:bottom w:val="single" w:color="C9D6E5" w:sz="4"/>
-              <w:right w:val="single" w:color="C9D6E5" w:sz="4"/>
-            </w:tcBorders>
-            <w:tcMar>
-              <w:top w:type="dxa" w:w="60"/>
-              <w:left w:type="dxa" w:w="100"/>
-              <w:bottom w:type="dxa" w:w="60"/>
-              <w:right w:type="dxa" w:w="100"/>
-            </w:tcMar>
-            <w:vAlign w:val="center"/>
-          </w:tcPr>
-          <w:p>
-            <w:pPr>
-              <w:spacing w:after="0" w:before="0" w:line="300"/>
-              <w:jc w:val="left"/>
-            </w:pPr>
-            <w:r>
-              <w:rPr>
-                <w:rFonts w:ascii="맑은 고딕" w:cs="맑은 고딕" w:eastAsia="맑은 고딕" w:hAnsi="맑은 고딕"/>
-                <w:sz w:val="18"/>
-                <w:szCs w:val="18"/>
-              </w:rPr>
-              <w:t xml:space="preserve">모두 몇 건인지 알려 주는 값</w:t>
-            </w:r>
-          </w:p>
-        </w:tc>
-        <w:tc>
-          <w:tcPr>
-            <w:tcW w:type="dxa" w:w="5400"/>
-            <w:tcBorders>
-              <w:top w:val="single" w:color="C9D6E5" w:sz="4"/>
-              <w:left w:val="single" w:color="C9D6E5" w:sz="4"/>
-              <w:bottom w:val="single" w:color="C9D6E5" w:sz="4"/>
-              <w:right w:val="single" w:color="C9D6E5" w:sz="4"/>
-            </w:tcBorders>
-            <w:tcMar>
-              <w:top w:type="dxa" w:w="60"/>
-              <w:left w:type="dxa" w:w="100"/>
-              <w:bottom w:type="dxa" w:w="60"/>
-              <w:right w:type="dxa" w:w="100"/>
-            </w:tcMar>
-            <w:vAlign w:val="center"/>
-          </w:tcPr>
-          <w:p>
-            <w:pPr>
-              <w:spacing w:after="0" w:before="0" w:line="300"/>
-              <w:jc w:val="left"/>
-            </w:pPr>
-            <w:r>
-              <w:rPr>
-                <w:rFonts w:ascii="맑은 고딕" w:cs="맑은 고딕" w:eastAsia="맑은 고딕" w:hAnsi="맑은 고딕"/>
-                <w:sz w:val="18"/>
-                <w:szCs w:val="18"/>
-              </w:rPr>
-              <w:t xml:space="preserve"/>
-            </w:r>
-          </w:p>
-        </w:tc>
-        <w:tc>
-          <w:tcPr>
-            <w:tcW w:type="dxa" w:w="1000"/>
-            <w:tcBorders>
-              <w:top w:val="single" w:color="C9D6E5" w:sz="4"/>
-              <w:left w:val="single" w:color="C9D6E5" w:sz="4"/>
-              <w:bottom w:val="single" w:color="C9D6E5" w:sz="4"/>
-              <w:right w:val="single" w:color="C9D6E5" w:sz="4"/>
-            </w:tcBorders>
-            <w:tcMar>
-              <w:top w:type="dxa" w:w="60"/>
-              <w:left w:type="dxa" w:w="100"/>
-              <w:bottom w:type="dxa" w:w="60"/>
-              <w:right w:type="dxa" w:w="100"/>
-            </w:tcMar>
-            <w:vAlign w:val="center"/>
-          </w:tcPr>
-          <w:p>
-            <w:pPr>
-              <w:spacing w:after="0" w:before="0" w:line="300"/>
-              <w:jc w:val="left"/>
-            </w:pPr>
-            <w:r>
-              <w:rPr>
-                <w:rFonts w:ascii="맑은 고딕" w:cs="맑은 고딕" w:eastAsia="맑은 고딕" w:hAnsi="맑은 고딕"/>
-                <w:sz w:val="18"/>
-                <w:szCs w:val="18"/>
-              </w:rPr>
-              <w:t xml:space="preserve"/>
-            </w:r>
-          </w:p>
-        </w:tc>
-      </w:tr>
-      <w:tr>
-        <w:trPr>
-          <w:cantSplit/>
-          <w:trHeight w:val="520" w:hRule="atLeast"/>
-        </w:trPr>
-        <w:tc>
-          <w:tcPr>
-            <w:tcW w:type="dxa" w:w="3200"/>
-            <w:tcBorders>
-              <w:top w:val="single" w:color="C9D6E5" w:sz="4"/>
-              <w:left w:val="single" w:color="C9D6E5" w:sz="4"/>
-              <w:bottom w:val="single" w:color="C9D6E5" w:sz="4"/>
-              <w:right w:val="single" w:color="C9D6E5" w:sz="4"/>
-            </w:tcBorders>
-            <w:tcMar>
-              <w:top w:type="dxa" w:w="60"/>
-              <w:left w:type="dxa" w:w="100"/>
-              <w:bottom w:type="dxa" w:w="60"/>
-              <w:right w:type="dxa" w:w="100"/>
-            </w:tcMar>
-            <w:vAlign w:val="center"/>
-          </w:tcPr>
-          <w:p>
-            <w:pPr>
-              <w:spacing w:after="0" w:before="0" w:line="300"/>
-              <w:jc w:val="left"/>
-            </w:pPr>
-            <w:r>
-              <w:rPr>
-                <w:rFonts w:ascii="맑은 고딕" w:cs="맑은 고딕" w:eastAsia="맑은 고딕" w:hAnsi="맑은 고딕"/>
-                <w:sz w:val="18"/>
-                <w:szCs w:val="18"/>
-              </w:rPr>
-              <w:t xml:space="preserve">요청이 잘 처리되었는지 알려 주는 코드</w:t>
             </w:r>
           </w:p>
         </w:tc>
@@ -8443,7 +9169,7 @@
                 <w:sz w:val="24"/>
                 <w:szCs w:val="24"/>
               </w:rPr>
-              <w:t xml:space="preserve">활동 8. </w:t>
+              <w:t xml:space="preserve">활동 9. </w:t>
             </w:r>
             <w:r>
               <w:rPr>

--- a/docs/API실습_학습지.docx
+++ b/docs/API실습_학습지.docx
@@ -16,7 +16,7 @@
           <w:sz w:val="36"/>
           <w:szCs w:val="36"/>
         </w:rPr>
-        <w:t xml:space="preserve">API 실습실 — 주소를 부르면 JSON이 온다</w:t>
+        <w:t xml:space="preserve">API 실습실 — 주소를 부르면 자료가 온다</w:t>
       </w:r>
     </w:p>
     <w:p>
@@ -4332,7 +4332,462 @@
           <w:sz w:val="21"/>
           <w:szCs w:val="21"/>
         </w:rPr>
-        <w:t xml:space="preserve">④ 확인 문제</w:t>
+        <w:t xml:space="preserve">④ JSON 만 오는 것이 아니다 — 형식도 파라미터로 정한다</w:t>
+      </w:r>
+    </w:p>
+    <w:p>
+      <w:pPr>
+        <w:spacing w:after="40" w:before="40" w:line="300"/>
+        <w:jc w:val="left"/>
+      </w:pPr>
+      <w:r>
+        <w:rPr>
+          <w:rFonts w:ascii="맑은 고딕" w:cs="맑은 고딕" w:eastAsia="맑은 고딕" w:hAnsi="맑은 고딕"/>
+          <w:sz w:val="19"/>
+          <w:szCs w:val="19"/>
+        </w:rPr>
+        <w:t xml:space="preserve">주소의 Type 값을 json ↔ xml 로 바꿔 보고, 같은 자료가 어떻게 달라지는지 적으세요.</w:t>
+      </w:r>
+    </w:p>
+    <w:tbl>
+      <w:tblPr>
+        <w:tblW w:type="dxa" w:w="9600"/>
+        <w:tblBorders>
+          <w:top w:val="single" w:color="auto" w:sz="4"/>
+          <w:left w:val="single" w:color="auto" w:sz="4"/>
+          <w:bottom w:val="single" w:color="auto" w:sz="4"/>
+          <w:right w:val="single" w:color="auto" w:sz="4"/>
+          <w:insideH w:val="single" w:color="auto" w:sz="4"/>
+          <w:insideV w:val="single" w:color="auto" w:sz="4"/>
+        </w:tblBorders>
+      </w:tblPr>
+      <w:tblGrid>
+        <w:gridCol w:w="1500"/>
+        <w:gridCol w:w="2000"/>
+        <w:gridCol w:w="6100"/>
+      </w:tblGrid>
+      <w:tr>
+        <w:trPr>
+          <w:tblHeader/>
+        </w:trPr>
+        <w:tc>
+          <w:tcPr>
+            <w:tcW w:type="dxa" w:w="1500"/>
+            <w:tcBorders>
+              <w:top w:val="single" w:color="C9D6E5" w:sz="4"/>
+              <w:left w:val="single" w:color="C9D6E5" w:sz="4"/>
+              <w:bottom w:val="single" w:color="C9D6E5" w:sz="4"/>
+              <w:right w:val="single" w:color="C9D6E5" w:sz="4"/>
+            </w:tcBorders>
+            <w:shd w:fill="E8F1FD" w:val="clear"/>
+            <w:tcMar>
+              <w:top w:type="dxa" w:w="60"/>
+              <w:left w:type="dxa" w:w="100"/>
+              <w:bottom w:type="dxa" w:w="60"/>
+              <w:right w:type="dxa" w:w="100"/>
+            </w:tcMar>
+            <w:vAlign w:val="center"/>
+          </w:tcPr>
+          <w:p>
+            <w:pPr>
+              <w:spacing w:after="0" w:before="0" w:line="300"/>
+              <w:jc w:val="center"/>
+            </w:pPr>
+            <w:r>
+              <w:rPr>
+                <w:rFonts w:ascii="맑은 고딕" w:cs="맑은 고딕" w:eastAsia="맑은 고딕" w:hAnsi="맑은 고딕"/>
+                <w:b/>
+                <w:bCs/>
+                <w:sz w:val="18"/>
+                <w:szCs w:val="18"/>
+              </w:rPr>
+              <w:t xml:space="preserve">Type 값</w:t>
+            </w:r>
+          </w:p>
+        </w:tc>
+        <w:tc>
+          <w:tcPr>
+            <w:tcW w:type="dxa" w:w="2000"/>
+            <w:tcBorders>
+              <w:top w:val="single" w:color="C9D6E5" w:sz="4"/>
+              <w:left w:val="single" w:color="C9D6E5" w:sz="4"/>
+              <w:bottom w:val="single" w:color="C9D6E5" w:sz="4"/>
+              <w:right w:val="single" w:color="C9D6E5" w:sz="4"/>
+            </w:tcBorders>
+            <w:shd w:fill="E8F1FD" w:val="clear"/>
+            <w:tcMar>
+              <w:top w:type="dxa" w:w="60"/>
+              <w:left w:type="dxa" w:w="100"/>
+              <w:bottom w:type="dxa" w:w="60"/>
+              <w:right w:type="dxa" w:w="100"/>
+            </w:tcMar>
+            <w:vAlign w:val="center"/>
+          </w:tcPr>
+          <w:p>
+            <w:pPr>
+              <w:spacing w:after="0" w:before="0" w:line="300"/>
+              <w:jc w:val="center"/>
+            </w:pPr>
+            <w:r>
+              <w:rPr>
+                <w:rFonts w:ascii="맑은 고딕" w:cs="맑은 고딕" w:eastAsia="맑은 고딕" w:hAnsi="맑은 고딕"/>
+                <w:b/>
+                <w:bCs/>
+                <w:sz w:val="18"/>
+                <w:szCs w:val="18"/>
+              </w:rPr>
+              <w:t xml:space="preserve">무엇으로 왔나</w:t>
+            </w:r>
+          </w:p>
+        </w:tc>
+        <w:tc>
+          <w:tcPr>
+            <w:tcW w:type="dxa" w:w="6100"/>
+            <w:tcBorders>
+              <w:top w:val="single" w:color="C9D6E5" w:sz="4"/>
+              <w:left w:val="single" w:color="C9D6E5" w:sz="4"/>
+              <w:bottom w:val="single" w:color="C9D6E5" w:sz="4"/>
+              <w:right w:val="single" w:color="C9D6E5" w:sz="4"/>
+            </w:tcBorders>
+            <w:shd w:fill="E8F1FD" w:val="clear"/>
+            <w:tcMar>
+              <w:top w:type="dxa" w:w="60"/>
+              <w:left w:type="dxa" w:w="100"/>
+              <w:bottom w:type="dxa" w:w="60"/>
+              <w:right w:type="dxa" w:w="100"/>
+            </w:tcMar>
+            <w:vAlign w:val="center"/>
+          </w:tcPr>
+          <w:p>
+            <w:pPr>
+              <w:spacing w:after="0" w:before="0" w:line="300"/>
+              <w:jc w:val="center"/>
+            </w:pPr>
+            <w:r>
+              <w:rPr>
+                <w:rFonts w:ascii="맑은 고딕" w:cs="맑은 고딕" w:eastAsia="맑은 고딕" w:hAnsi="맑은 고딕"/>
+                <w:b/>
+                <w:bCs/>
+                <w:sz w:val="18"/>
+                <w:szCs w:val="18"/>
+              </w:rPr>
+              <w:t xml:space="preserve">첫 줄을 그대로 적어 보기</w:t>
+            </w:r>
+          </w:p>
+        </w:tc>
+      </w:tr>
+      <w:tr>
+        <w:trPr>
+          <w:cantSplit/>
+          <w:trHeight w:val="520" w:hRule="atLeast"/>
+        </w:trPr>
+        <w:tc>
+          <w:tcPr>
+            <w:tcW w:type="dxa" w:w="1500"/>
+            <w:tcBorders>
+              <w:top w:val="single" w:color="C9D6E5" w:sz="4"/>
+              <w:left w:val="single" w:color="C9D6E5" w:sz="4"/>
+              <w:bottom w:val="single" w:color="C9D6E5" w:sz="4"/>
+              <w:right w:val="single" w:color="C9D6E5" w:sz="4"/>
+            </w:tcBorders>
+            <w:tcMar>
+              <w:top w:type="dxa" w:w="60"/>
+              <w:left w:type="dxa" w:w="100"/>
+              <w:bottom w:type="dxa" w:w="60"/>
+              <w:right w:type="dxa" w:w="100"/>
+            </w:tcMar>
+            <w:vAlign w:val="center"/>
+          </w:tcPr>
+          <w:p>
+            <w:pPr>
+              <w:spacing w:after="0" w:before="0" w:line="300"/>
+              <w:jc w:val="left"/>
+            </w:pPr>
+            <w:r>
+              <w:rPr>
+                <w:rFonts w:ascii="맑은 고딕" w:cs="맑은 고딕" w:eastAsia="맑은 고딕" w:hAnsi="맑은 고딕"/>
+                <w:sz w:val="18"/>
+                <w:szCs w:val="18"/>
+              </w:rPr>
+              <w:t xml:space="preserve">json</w:t>
+            </w:r>
+          </w:p>
+        </w:tc>
+        <w:tc>
+          <w:tcPr>
+            <w:tcW w:type="dxa" w:w="2000"/>
+            <w:tcBorders>
+              <w:top w:val="single" w:color="C9D6E5" w:sz="4"/>
+              <w:left w:val="single" w:color="C9D6E5" w:sz="4"/>
+              <w:bottom w:val="single" w:color="C9D6E5" w:sz="4"/>
+              <w:right w:val="single" w:color="C9D6E5" w:sz="4"/>
+            </w:tcBorders>
+            <w:tcMar>
+              <w:top w:type="dxa" w:w="60"/>
+              <w:left w:type="dxa" w:w="100"/>
+              <w:bottom w:type="dxa" w:w="60"/>
+              <w:right w:type="dxa" w:w="100"/>
+            </w:tcMar>
+            <w:vAlign w:val="center"/>
+          </w:tcPr>
+          <w:p>
+            <w:pPr>
+              <w:spacing w:after="0" w:before="0" w:line="300"/>
+              <w:jc w:val="left"/>
+            </w:pPr>
+            <w:r>
+              <w:rPr>
+                <w:rFonts w:ascii="맑은 고딕" w:cs="맑은 고딕" w:eastAsia="맑은 고딕" w:hAnsi="맑은 고딕"/>
+                <w:sz w:val="18"/>
+                <w:szCs w:val="18"/>
+              </w:rPr>
+              <w:t xml:space="preserve"/>
+            </w:r>
+          </w:p>
+        </w:tc>
+        <w:tc>
+          <w:tcPr>
+            <w:tcW w:type="dxa" w:w="6100"/>
+            <w:tcBorders>
+              <w:top w:val="single" w:color="C9D6E5" w:sz="4"/>
+              <w:left w:val="single" w:color="C9D6E5" w:sz="4"/>
+              <w:bottom w:val="single" w:color="C9D6E5" w:sz="4"/>
+              <w:right w:val="single" w:color="C9D6E5" w:sz="4"/>
+            </w:tcBorders>
+            <w:tcMar>
+              <w:top w:type="dxa" w:w="60"/>
+              <w:left w:type="dxa" w:w="100"/>
+              <w:bottom w:type="dxa" w:w="60"/>
+              <w:right w:type="dxa" w:w="100"/>
+            </w:tcMar>
+            <w:vAlign w:val="center"/>
+          </w:tcPr>
+          <w:p>
+            <w:pPr>
+              <w:spacing w:after="0" w:before="0" w:line="300"/>
+              <w:jc w:val="left"/>
+            </w:pPr>
+            <w:r>
+              <w:rPr>
+                <w:rFonts w:ascii="맑은 고딕" w:cs="맑은 고딕" w:eastAsia="맑은 고딕" w:hAnsi="맑은 고딕"/>
+                <w:sz w:val="18"/>
+                <w:szCs w:val="18"/>
+              </w:rPr>
+              <w:t xml:space="preserve"/>
+            </w:r>
+          </w:p>
+        </w:tc>
+      </w:tr>
+      <w:tr>
+        <w:trPr>
+          <w:cantSplit/>
+          <w:trHeight w:val="520" w:hRule="atLeast"/>
+        </w:trPr>
+        <w:tc>
+          <w:tcPr>
+            <w:tcW w:type="dxa" w:w="1500"/>
+            <w:tcBorders>
+              <w:top w:val="single" w:color="C9D6E5" w:sz="4"/>
+              <w:left w:val="single" w:color="C9D6E5" w:sz="4"/>
+              <w:bottom w:val="single" w:color="C9D6E5" w:sz="4"/>
+              <w:right w:val="single" w:color="C9D6E5" w:sz="4"/>
+            </w:tcBorders>
+            <w:tcMar>
+              <w:top w:type="dxa" w:w="60"/>
+              <w:left w:type="dxa" w:w="100"/>
+              <w:bottom w:type="dxa" w:w="60"/>
+              <w:right w:type="dxa" w:w="100"/>
+            </w:tcMar>
+            <w:vAlign w:val="center"/>
+          </w:tcPr>
+          <w:p>
+            <w:pPr>
+              <w:spacing w:after="0" w:before="0" w:line="300"/>
+              <w:jc w:val="left"/>
+            </w:pPr>
+            <w:r>
+              <w:rPr>
+                <w:rFonts w:ascii="맑은 고딕" w:cs="맑은 고딕" w:eastAsia="맑은 고딕" w:hAnsi="맑은 고딕"/>
+                <w:sz w:val="18"/>
+                <w:szCs w:val="18"/>
+              </w:rPr>
+              <w:t xml:space="preserve">xml</w:t>
+            </w:r>
+          </w:p>
+        </w:tc>
+        <w:tc>
+          <w:tcPr>
+            <w:tcW w:type="dxa" w:w="2000"/>
+            <w:tcBorders>
+              <w:top w:val="single" w:color="C9D6E5" w:sz="4"/>
+              <w:left w:val="single" w:color="C9D6E5" w:sz="4"/>
+              <w:bottom w:val="single" w:color="C9D6E5" w:sz="4"/>
+              <w:right w:val="single" w:color="C9D6E5" w:sz="4"/>
+            </w:tcBorders>
+            <w:tcMar>
+              <w:top w:type="dxa" w:w="60"/>
+              <w:left w:type="dxa" w:w="100"/>
+              <w:bottom w:type="dxa" w:w="60"/>
+              <w:right w:type="dxa" w:w="100"/>
+            </w:tcMar>
+            <w:vAlign w:val="center"/>
+          </w:tcPr>
+          <w:p>
+            <w:pPr>
+              <w:spacing w:after="0" w:before="0" w:line="300"/>
+              <w:jc w:val="left"/>
+            </w:pPr>
+            <w:r>
+              <w:rPr>
+                <w:rFonts w:ascii="맑은 고딕" w:cs="맑은 고딕" w:eastAsia="맑은 고딕" w:hAnsi="맑은 고딕"/>
+                <w:sz w:val="18"/>
+                <w:szCs w:val="18"/>
+              </w:rPr>
+              <w:t xml:space="preserve"/>
+            </w:r>
+          </w:p>
+        </w:tc>
+        <w:tc>
+          <w:tcPr>
+            <w:tcW w:type="dxa" w:w="6100"/>
+            <w:tcBorders>
+              <w:top w:val="single" w:color="C9D6E5" w:sz="4"/>
+              <w:left w:val="single" w:color="C9D6E5" w:sz="4"/>
+              <w:bottom w:val="single" w:color="C9D6E5" w:sz="4"/>
+              <w:right w:val="single" w:color="C9D6E5" w:sz="4"/>
+            </w:tcBorders>
+            <w:tcMar>
+              <w:top w:type="dxa" w:w="60"/>
+              <w:left w:type="dxa" w:w="100"/>
+              <w:bottom w:type="dxa" w:w="60"/>
+              <w:right w:type="dxa" w:w="100"/>
+            </w:tcMar>
+            <w:vAlign w:val="center"/>
+          </w:tcPr>
+          <w:p>
+            <w:pPr>
+              <w:spacing w:after="0" w:before="0" w:line="300"/>
+              <w:jc w:val="left"/>
+            </w:pPr>
+            <w:r>
+              <w:rPr>
+                <w:rFonts w:ascii="맑은 고딕" w:cs="맑은 고딕" w:eastAsia="맑은 고딕" w:hAnsi="맑은 고딕"/>
+                <w:sz w:val="18"/>
+                <w:szCs w:val="18"/>
+              </w:rPr>
+              <w:t xml:space="preserve"/>
+            </w:r>
+          </w:p>
+        </w:tc>
+      </w:tr>
+    </w:tbl>
+    <w:p>
+      <w:pPr>
+        <w:spacing w:after="80" w:before="0"/>
+      </w:pPr>
+    </w:p>
+    <w:tbl>
+      <w:tblPr>
+        <w:tblW w:type="dxa" w:w="9600"/>
+        <w:tblBorders>
+          <w:top w:val="single" w:color="auto" w:sz="4"/>
+          <w:left w:val="single" w:color="auto" w:sz="4"/>
+          <w:bottom w:val="single" w:color="auto" w:sz="4"/>
+          <w:right w:val="single" w:color="auto" w:sz="4"/>
+          <w:insideH w:val="single" w:color="auto" w:sz="4"/>
+          <w:insideV w:val="single" w:color="auto" w:sz="4"/>
+        </w:tblBorders>
+      </w:tblPr>
+      <w:tblGrid>
+        <w:gridCol w:w="3600"/>
+        <w:gridCol w:w="6000"/>
+      </w:tblGrid>
+      <w:tr>
+        <w:trPr>
+          <w:cantSplit/>
+          <w:trHeight w:val="480" w:hRule="atLeast"/>
+        </w:trPr>
+        <w:tc>
+          <w:tcPr>
+            <w:tcW w:type="dxa" w:w="3600"/>
+            <w:tcBorders>
+              <w:top w:val="single" w:color="C9D6E5" w:sz="4"/>
+              <w:left w:val="single" w:color="C9D6E5" w:sz="4"/>
+              <w:bottom w:val="single" w:color="C9D6E5" w:sz="4"/>
+              <w:right w:val="single" w:color="C9D6E5" w:sz="4"/>
+            </w:tcBorders>
+            <w:shd w:fill="F4F7FB" w:val="clear"/>
+            <w:tcMar>
+              <w:top w:type="dxa" w:w="60"/>
+              <w:left w:type="dxa" w:w="120"/>
+              <w:bottom w:type="dxa" w:w="60"/>
+              <w:right w:type="dxa" w:w="120"/>
+            </w:tcMar>
+            <w:vAlign w:val="center"/>
+          </w:tcPr>
+          <w:p>
+            <w:pPr>
+              <w:spacing w:after="0" w:before="0" w:line="300"/>
+              <w:jc w:val="left"/>
+            </w:pPr>
+            <w:r>
+              <w:rPr>
+                <w:rFonts w:ascii="맑은 고딕" w:cs="맑은 고딕" w:eastAsia="맑은 고딕" w:hAnsi="맑은 고딕"/>
+                <w:sz w:val="19"/>
+                <w:szCs w:val="19"/>
+              </w:rPr>
+              <w:t xml:space="preserve">주소에서 &amp;Type=json 을 지우면?</w:t>
+            </w:r>
+          </w:p>
+        </w:tc>
+        <w:tc>
+          <w:tcPr>
+            <w:tcW w:type="dxa" w:w="6000"/>
+            <w:tcBorders>
+              <w:top w:val="single" w:color="C9D6E5" w:sz="4"/>
+              <w:left w:val="single" w:color="C9D6E5" w:sz="4"/>
+              <w:bottom w:val="single" w:color="C9D6E5" w:sz="4"/>
+              <w:right w:val="single" w:color="C9D6E5" w:sz="4"/>
+            </w:tcBorders>
+            <w:tcMar>
+              <w:top w:type="dxa" w:w="60"/>
+              <w:left w:type="dxa" w:w="120"/>
+              <w:bottom w:type="dxa" w:w="60"/>
+              <w:right w:type="dxa" w:w="120"/>
+            </w:tcMar>
+            <w:vAlign w:val="center"/>
+          </w:tcPr>
+          <w:p>
+            <w:pPr>
+              <w:spacing w:after="0" w:before="0" w:line="300"/>
+              <w:jc w:val="left"/>
+            </w:pPr>
+            <w:r>
+              <w:rPr>
+                <w:rFonts w:ascii="맑은 고딕" w:cs="맑은 고딕" w:eastAsia="맑은 고딕" w:hAnsi="맑은 고딕"/>
+                <w:sz w:val="20"/>
+                <w:szCs w:val="20"/>
+              </w:rPr>
+              <w:t xml:space="preserve"/>
+            </w:r>
+          </w:p>
+        </w:tc>
+      </w:tr>
+    </w:tbl>
+    <w:p>
+      <w:pPr>
+        <w:spacing w:after="60" w:before="160"/>
+      </w:pPr>
+      <w:r>
+        <w:rPr>
+          <w:rFonts w:ascii="맑은 고딕" w:cs="맑은 고딕" w:eastAsia="맑은 고딕" w:hAnsi="맑은 고딕"/>
+          <w:b/>
+          <w:bCs/>
+          <w:color w:val="0F4C96"/>
+          <w:sz w:val="21"/>
+          <w:szCs w:val="21"/>
+        </w:rPr>
+        <w:t xml:space="preserve">⑤ 확인 문제</w:t>
       </w:r>
     </w:p>
     <w:p>

--- a/docs/API실습_학습지.docx
+++ b/docs/API실습_학습지.docx
@@ -12440,7 +12440,7 @@
                 <w:sz w:val="20"/>
                 <w:szCs w:val="20"/>
               </w:rPr>
-              <w:t xml:space="preserve">더 해 보고 싶다면</w:t>
+              <w:t xml:space="preserve">추가 권장 심화 탐구 주제</w:t>
             </w:r>
           </w:p>
           <w:p>

--- a/docs/API실습_학습지.docx
+++ b/docs/API실습_학습지.docx
@@ -323,7 +323,7 @@
                 <w:sz w:val="19"/>
                 <w:szCs w:val="19"/>
               </w:rPr>
-              <w:t xml:space="preserve">1. 주소(URL)를 부르면 자료(JSON)가 돌아온다는 것을 직접 확인한다.</w:t>
+              <w:t xml:space="preserve">1. API 가 무엇인지 설명할 수 있다.</w:t>
             </w:r>
           </w:p>
           <w:p>
@@ -337,7 +337,7 @@
                 <w:sz w:val="19"/>
                 <w:szCs w:val="19"/>
               </w:rPr>
-              <w:t xml:space="preserve">2. 주소의 조각을 바꾸어 원하는 자료를 얻어 낸다.</w:t>
+              <w:t xml:space="preserve">2. 주소(URL)를 부르면 자료가 돌아온다는 것을 직접 확인한다.</w:t>
             </w:r>
           </w:p>
           <w:p>
@@ -351,7 +351,21 @@
                 <w:sz w:val="19"/>
                 <w:szCs w:val="19"/>
               </w:rPr>
-              <w:t xml:space="preserve">3. 나이스(NEIS) 급식 API 로 우리 학교 자료를 수집하고, 쓸 수 있게 손본다.</w:t>
+              <w:t xml:space="preserve">3. 주소의 조각을 바꾸어 원하는 자료를 얻어 낸다.</w:t>
+            </w:r>
+          </w:p>
+          <w:p>
+            <w:pPr>
+              <w:spacing w:after="20" w:before="20" w:line="300"/>
+              <w:jc w:val="left"/>
+            </w:pPr>
+            <w:r>
+              <w:rPr>
+                <w:rFonts w:ascii="맑은 고딕" w:cs="맑은 고딕" w:eastAsia="맑은 고딕" w:hAnsi="맑은 고딕"/>
+                <w:sz w:val="19"/>
+                <w:szCs w:val="19"/>
+              </w:rPr>
+              <w:t xml:space="preserve">4. 나이스(NEIS) 급식 API 로 우리 학교 자료를 수집하고, 쓸 수 있게 손본다.</w:t>
             </w:r>
           </w:p>
         </w:tc>
@@ -431,6 +445,92 @@
         <w:spacing w:after="180" w:before="0"/>
       </w:pPr>
     </w:p>
+    <w:tbl>
+      <w:tblPr>
+        <w:tblW w:type="dxa" w:w="9600"/>
+        <w:tblBorders>
+          <w:top w:val="none" w:color="FFFFFF" w:sz="0"/>
+          <w:left w:val="none" w:color="FFFFFF" w:sz="0"/>
+          <w:bottom w:val="none" w:color="FFFFFF" w:sz="0"/>
+          <w:right w:val="none" w:color="FFFFFF" w:sz="0"/>
+          <w:insideH w:val="single" w:color="auto" w:sz="4"/>
+          <w:insideV w:val="single" w:color="auto" w:sz="4"/>
+        </w:tblBorders>
+      </w:tblPr>
+      <w:tblGrid>
+        <w:gridCol w:w="9600"/>
+      </w:tblGrid>
+      <w:tr>
+        <w:tc>
+          <w:tcPr>
+            <w:tcW w:type="dxa" w:w="9600"/>
+            <w:tcBorders>
+              <w:top w:val="none" w:color="FFFFFF" w:sz="0"/>
+              <w:left w:val="single" w:color="1667C4" w:sz="18"/>
+              <w:bottom w:val="none" w:color="FFFFFF" w:sz="0"/>
+              <w:right w:val="none" w:color="FFFFFF" w:sz="0"/>
+            </w:tcBorders>
+            <w:shd w:fill="E8F1FD" w:val="clear"/>
+            <w:tcMar>
+              <w:top w:type="dxa" w:w="90"/>
+              <w:left w:type="dxa" w:w="160"/>
+              <w:bottom w:type="dxa" w:w="90"/>
+              <w:right w:type="dxa" w:w="160"/>
+            </w:tcMar>
+          </w:tcPr>
+          <w:p>
+            <w:pPr>
+              <w:spacing w:after="0" w:before="0"/>
+            </w:pPr>
+            <w:r>
+              <w:rPr>
+                <w:rFonts w:ascii="맑은 고딕" w:cs="맑은 고딕" w:eastAsia="맑은 고딕" w:hAnsi="맑은 고딕"/>
+                <w:b/>
+                <w:bCs/>
+                <w:color w:val="0F4C96"/>
+                <w:sz w:val="24"/>
+                <w:szCs w:val="24"/>
+              </w:rPr>
+              <w:t xml:space="preserve">활동 0. </w:t>
+            </w:r>
+            <w:r>
+              <w:rPr>
+                <w:rFonts w:ascii="맑은 고딕" w:cs="맑은 고딕" w:eastAsia="맑은 고딕" w:hAnsi="맑은 고딕"/>
+                <w:b/>
+                <w:bCs/>
+                <w:color w:val="0F4C96"/>
+                <w:sz w:val="24"/>
+                <w:szCs w:val="24"/>
+              </w:rPr>
+              <w:t xml:space="preserve">API 란 무엇인가 — 먼저 알아보기</w:t>
+            </w:r>
+            <w:r>
+              <w:rPr>
+                <w:rFonts w:ascii="Consolas" w:cs="Consolas" w:eastAsia="Consolas" w:hAnsi="Consolas"/>
+                <w:color w:val="5B6B7C"/>
+                <w:sz w:val="17"/>
+                <w:szCs w:val="17"/>
+              </w:rPr>
+              <w:t xml:space="preserve">     [앱 화면] #intro/what</w:t>
+            </w:r>
+          </w:p>
+        </w:tc>
+      </w:tr>
+    </w:tbl>
+    <w:p>
+      <w:pPr>
+        <w:spacing w:after="40" w:before="120" w:line="300"/>
+        <w:jc w:val="left"/>
+      </w:pPr>
+      <w:r>
+        <w:rPr>
+          <w:rFonts w:ascii="맑은 고딕" w:cs="맑은 고딕" w:eastAsia="맑은 고딕" w:hAnsi="맑은 고딕"/>
+          <w:sz w:val="19"/>
+          <w:szCs w:val="19"/>
+        </w:rPr>
+        <w:t xml:space="preserve">탭 ①「API 란?」 세 화면을 차례로 보고 아래를 채우세요. (채점하지 않습니다)</w:t>
+      </w:r>
+    </w:p>
     <w:p>
       <w:pPr>
         <w:spacing w:after="60" w:before="160"/>
@@ -444,21 +544,7 @@
           <w:sz w:val="21"/>
           <w:szCs w:val="21"/>
         </w:rPr>
-        <w:t xml:space="preserve">들어가며 — API 란 무엇일까?</w:t>
-      </w:r>
-    </w:p>
-    <w:p>
-      <w:pPr>
-        <w:spacing w:after="40" w:before="40" w:line="300"/>
-        <w:jc w:val="left"/>
-      </w:pPr>
-      <w:r>
-        <w:rPr>
-          <w:rFonts w:ascii="맑은 고딕" w:cs="맑은 고딕" w:eastAsia="맑은 고딕" w:hAnsi="맑은 고딕"/>
-          <w:sz w:val="19"/>
-          <w:szCs w:val="19"/>
-        </w:rPr>
-        <w:t xml:space="preserve">아래 빈칸을 채우며 오늘 배울 것을 미리 살펴봅시다.</w:t>
+        <w:t xml:space="preserve">① 급식실 창구에 빗대어 보기</w:t>
       </w:r>
     </w:p>
     <w:tbl>
@@ -474,17 +560,324 @@
         </w:tblBorders>
       </w:tblPr>
       <w:tblGrid>
-        <w:gridCol w:w="3400"/>
-        <w:gridCol w:w="6200"/>
+        <w:gridCol w:w="4000"/>
+        <w:gridCol w:w="5600"/>
+      </w:tblGrid>
+      <w:tr>
+        <w:trPr>
+          <w:tblHeader/>
+        </w:trPr>
+        <w:tc>
+          <w:tcPr>
+            <w:tcW w:type="dxa" w:w="4000"/>
+            <w:tcBorders>
+              <w:top w:val="single" w:color="C9D6E5" w:sz="4"/>
+              <w:left w:val="single" w:color="C9D6E5" w:sz="4"/>
+              <w:bottom w:val="single" w:color="C9D6E5" w:sz="4"/>
+              <w:right w:val="single" w:color="C9D6E5" w:sz="4"/>
+            </w:tcBorders>
+            <w:shd w:fill="E8F1FD" w:val="clear"/>
+            <w:tcMar>
+              <w:top w:type="dxa" w:w="60"/>
+              <w:left w:type="dxa" w:w="100"/>
+              <w:bottom w:type="dxa" w:w="60"/>
+              <w:right w:type="dxa" w:w="100"/>
+            </w:tcMar>
+            <w:vAlign w:val="center"/>
+          </w:tcPr>
+          <w:p>
+            <w:pPr>
+              <w:spacing w:after="0" w:before="0" w:line="300"/>
+              <w:jc w:val="center"/>
+            </w:pPr>
+            <w:r>
+              <w:rPr>
+                <w:rFonts w:ascii="맑은 고딕" w:cs="맑은 고딕" w:eastAsia="맑은 고딕" w:hAnsi="맑은 고딕"/>
+                <w:b/>
+                <w:bCs/>
+                <w:sz w:val="18"/>
+                <w:szCs w:val="18"/>
+              </w:rPr>
+              <w:t xml:space="preserve">급식실 창구</w:t>
+            </w:r>
+          </w:p>
+        </w:tc>
+        <w:tc>
+          <w:tcPr>
+            <w:tcW w:type="dxa" w:w="5600"/>
+            <w:tcBorders>
+              <w:top w:val="single" w:color="C9D6E5" w:sz="4"/>
+              <w:left w:val="single" w:color="C9D6E5" w:sz="4"/>
+              <w:bottom w:val="single" w:color="C9D6E5" w:sz="4"/>
+              <w:right w:val="single" w:color="C9D6E5" w:sz="4"/>
+            </w:tcBorders>
+            <w:shd w:fill="E8F1FD" w:val="clear"/>
+            <w:tcMar>
+              <w:top w:type="dxa" w:w="60"/>
+              <w:left w:type="dxa" w:w="100"/>
+              <w:bottom w:type="dxa" w:w="60"/>
+              <w:right w:type="dxa" w:w="100"/>
+            </w:tcMar>
+            <w:vAlign w:val="center"/>
+          </w:tcPr>
+          <w:p>
+            <w:pPr>
+              <w:spacing w:after="0" w:before="0" w:line="300"/>
+              <w:jc w:val="center"/>
+            </w:pPr>
+            <w:r>
+              <w:rPr>
+                <w:rFonts w:ascii="맑은 고딕" w:cs="맑은 고딕" w:eastAsia="맑은 고딕" w:hAnsi="맑은 고딕"/>
+                <w:b/>
+                <w:bCs/>
+                <w:sz w:val="18"/>
+                <w:szCs w:val="18"/>
+              </w:rPr>
+              <w:t xml:space="preserve">API 에서는</w:t>
+            </w:r>
+          </w:p>
+        </w:tc>
+      </w:tr>
+      <w:tr>
+        <w:trPr>
+          <w:cantSplit/>
+          <w:trHeight w:val="480" w:hRule="atLeast"/>
+        </w:trPr>
+        <w:tc>
+          <w:tcPr>
+            <w:tcW w:type="dxa" w:w="4000"/>
+            <w:tcBorders>
+              <w:top w:val="single" w:color="C9D6E5" w:sz="4"/>
+              <w:left w:val="single" w:color="C9D6E5" w:sz="4"/>
+              <w:bottom w:val="single" w:color="C9D6E5" w:sz="4"/>
+              <w:right w:val="single" w:color="C9D6E5" w:sz="4"/>
+            </w:tcBorders>
+            <w:tcMar>
+              <w:top w:type="dxa" w:w="60"/>
+              <w:left w:type="dxa" w:w="100"/>
+              <w:bottom w:type="dxa" w:w="60"/>
+              <w:right w:type="dxa" w:w="100"/>
+            </w:tcMar>
+            <w:vAlign w:val="center"/>
+          </w:tcPr>
+          <w:p>
+            <w:pPr>
+              <w:spacing w:after="0" w:before="0" w:line="300"/>
+              <w:jc w:val="left"/>
+            </w:pPr>
+            <w:r>
+              <w:rPr>
+                <w:rFonts w:ascii="맑은 고딕" w:cs="맑은 고딕" w:eastAsia="맑은 고딕" w:hAnsi="맑은 고딕"/>
+                <w:sz w:val="18"/>
+                <w:szCs w:val="18"/>
+              </w:rPr>
+              <w:t xml:space="preserve">창구에 줄 서서 말한다</w:t>
+            </w:r>
+          </w:p>
+        </w:tc>
+        <w:tc>
+          <w:tcPr>
+            <w:tcW w:type="dxa" w:w="5600"/>
+            <w:tcBorders>
+              <w:top w:val="single" w:color="C9D6E5" w:sz="4"/>
+              <w:left w:val="single" w:color="C9D6E5" w:sz="4"/>
+              <w:bottom w:val="single" w:color="C9D6E5" w:sz="4"/>
+              <w:right w:val="single" w:color="C9D6E5" w:sz="4"/>
+            </w:tcBorders>
+            <w:tcMar>
+              <w:top w:type="dxa" w:w="60"/>
+              <w:left w:type="dxa" w:w="100"/>
+              <w:bottom w:type="dxa" w:w="60"/>
+              <w:right w:type="dxa" w:w="100"/>
+            </w:tcMar>
+            <w:vAlign w:val="center"/>
+          </w:tcPr>
+          <w:p>
+            <w:pPr>
+              <w:spacing w:after="0" w:before="0" w:line="300"/>
+              <w:jc w:val="left"/>
+            </w:pPr>
+            <w:r>
+              <w:rPr>
+                <w:rFonts w:ascii="맑은 고딕" w:cs="맑은 고딕" w:eastAsia="맑은 고딕" w:hAnsi="맑은 고딕"/>
+                <w:sz w:val="18"/>
+                <w:szCs w:val="18"/>
+              </w:rPr>
+              <w:t xml:space="preserve"/>
+            </w:r>
+          </w:p>
+        </w:tc>
+      </w:tr>
+      <w:tr>
+        <w:trPr>
+          <w:cantSplit/>
+          <w:trHeight w:val="480" w:hRule="atLeast"/>
+        </w:trPr>
+        <w:tc>
+          <w:tcPr>
+            <w:tcW w:type="dxa" w:w="4000"/>
+            <w:tcBorders>
+              <w:top w:val="single" w:color="C9D6E5" w:sz="4"/>
+              <w:left w:val="single" w:color="C9D6E5" w:sz="4"/>
+              <w:bottom w:val="single" w:color="C9D6E5" w:sz="4"/>
+              <w:right w:val="single" w:color="C9D6E5" w:sz="4"/>
+            </w:tcBorders>
+            <w:tcMar>
+              <w:top w:type="dxa" w:w="60"/>
+              <w:left w:type="dxa" w:w="100"/>
+              <w:bottom w:type="dxa" w:w="60"/>
+              <w:right w:type="dxa" w:w="100"/>
+            </w:tcMar>
+            <w:vAlign w:val="center"/>
+          </w:tcPr>
+          <w:p>
+            <w:pPr>
+              <w:spacing w:after="0" w:before="0" w:line="300"/>
+              <w:jc w:val="left"/>
+            </w:pPr>
+            <w:r>
+              <w:rPr>
+                <w:rFonts w:ascii="맑은 고딕" w:cs="맑은 고딕" w:eastAsia="맑은 고딕" w:hAnsi="맑은 고딕"/>
+                <w:sz w:val="18"/>
+                <w:szCs w:val="18"/>
+              </w:rPr>
+              <w:t xml:space="preserve">영양사 선생님이 찾는다</w:t>
+            </w:r>
+          </w:p>
+        </w:tc>
+        <w:tc>
+          <w:tcPr>
+            <w:tcW w:type="dxa" w:w="5600"/>
+            <w:tcBorders>
+              <w:top w:val="single" w:color="C9D6E5" w:sz="4"/>
+              <w:left w:val="single" w:color="C9D6E5" w:sz="4"/>
+              <w:bottom w:val="single" w:color="C9D6E5" w:sz="4"/>
+              <w:right w:val="single" w:color="C9D6E5" w:sz="4"/>
+            </w:tcBorders>
+            <w:tcMar>
+              <w:top w:type="dxa" w:w="60"/>
+              <w:left w:type="dxa" w:w="100"/>
+              <w:bottom w:type="dxa" w:w="60"/>
+              <w:right w:type="dxa" w:w="100"/>
+            </w:tcMar>
+            <w:vAlign w:val="center"/>
+          </w:tcPr>
+          <w:p>
+            <w:pPr>
+              <w:spacing w:after="0" w:before="0" w:line="300"/>
+              <w:jc w:val="left"/>
+            </w:pPr>
+            <w:r>
+              <w:rPr>
+                <w:rFonts w:ascii="맑은 고딕" w:cs="맑은 고딕" w:eastAsia="맑은 고딕" w:hAnsi="맑은 고딕"/>
+                <w:sz w:val="18"/>
+                <w:szCs w:val="18"/>
+              </w:rPr>
+              <w:t xml:space="preserve"/>
+            </w:r>
+          </w:p>
+        </w:tc>
+      </w:tr>
+      <w:tr>
+        <w:trPr>
+          <w:cantSplit/>
+          <w:trHeight w:val="480" w:hRule="atLeast"/>
+        </w:trPr>
+        <w:tc>
+          <w:tcPr>
+            <w:tcW w:type="dxa" w:w="4000"/>
+            <w:tcBorders>
+              <w:top w:val="single" w:color="C9D6E5" w:sz="4"/>
+              <w:left w:val="single" w:color="C9D6E5" w:sz="4"/>
+              <w:bottom w:val="single" w:color="C9D6E5" w:sz="4"/>
+              <w:right w:val="single" w:color="C9D6E5" w:sz="4"/>
+            </w:tcBorders>
+            <w:tcMar>
+              <w:top w:type="dxa" w:w="60"/>
+              <w:left w:type="dxa" w:w="100"/>
+              <w:bottom w:type="dxa" w:w="60"/>
+              <w:right w:type="dxa" w:w="100"/>
+            </w:tcMar>
+            <w:vAlign w:val="center"/>
+          </w:tcPr>
+          <w:p>
+            <w:pPr>
+              <w:spacing w:after="0" w:before="0" w:line="300"/>
+              <w:jc w:val="left"/>
+            </w:pPr>
+            <w:r>
+              <w:rPr>
+                <w:rFonts w:ascii="맑은 고딕" w:cs="맑은 고딕" w:eastAsia="맑은 고딕" w:hAnsi="맑은 고딕"/>
+                <w:sz w:val="18"/>
+                <w:szCs w:val="18"/>
+              </w:rPr>
+              <w:t xml:space="preserve">식판에 담아 준다</w:t>
+            </w:r>
+          </w:p>
+        </w:tc>
+        <w:tc>
+          <w:tcPr>
+            <w:tcW w:type="dxa" w:w="5600"/>
+            <w:tcBorders>
+              <w:top w:val="single" w:color="C9D6E5" w:sz="4"/>
+              <w:left w:val="single" w:color="C9D6E5" w:sz="4"/>
+              <w:bottom w:val="single" w:color="C9D6E5" w:sz="4"/>
+              <w:right w:val="single" w:color="C9D6E5" w:sz="4"/>
+            </w:tcBorders>
+            <w:tcMar>
+              <w:top w:type="dxa" w:w="60"/>
+              <w:left w:type="dxa" w:w="100"/>
+              <w:bottom w:type="dxa" w:w="60"/>
+              <w:right w:type="dxa" w:w="100"/>
+            </w:tcMar>
+            <w:vAlign w:val="center"/>
+          </w:tcPr>
+          <w:p>
+            <w:pPr>
+              <w:spacing w:after="0" w:before="0" w:line="300"/>
+              <w:jc w:val="left"/>
+            </w:pPr>
+            <w:r>
+              <w:rPr>
+                <w:rFonts w:ascii="맑은 고딕" w:cs="맑은 고딕" w:eastAsia="맑은 고딕" w:hAnsi="맑은 고딕"/>
+                <w:sz w:val="18"/>
+                <w:szCs w:val="18"/>
+              </w:rPr>
+              <w:t xml:space="preserve"/>
+            </w:r>
+          </w:p>
+        </w:tc>
+      </w:tr>
+    </w:tbl>
+    <w:p>
+      <w:pPr>
+        <w:spacing w:after="100" w:before="0"/>
+      </w:pPr>
+    </w:p>
+    <w:tbl>
+      <w:tblPr>
+        <w:tblW w:type="dxa" w:w="9600"/>
+        <w:tblBorders>
+          <w:top w:val="single" w:color="auto" w:sz="4"/>
+          <w:left w:val="single" w:color="auto" w:sz="4"/>
+          <w:bottom w:val="single" w:color="auto" w:sz="4"/>
+          <w:right w:val="single" w:color="auto" w:sz="4"/>
+          <w:insideH w:val="single" w:color="auto" w:sz="4"/>
+          <w:insideV w:val="single" w:color="auto" w:sz="4"/>
+        </w:tblBorders>
+      </w:tblPr>
+      <w:tblGrid>
+        <w:gridCol w:w="3600"/>
+        <w:gridCol w:w="6000"/>
       </w:tblGrid>
       <w:tr>
         <w:trPr>
           <w:cantSplit/>
-          <w:trHeight w:val="520" w:hRule="atLeast"/>
+          <w:trHeight w:val="560" w:hRule="atLeast"/>
         </w:trPr>
         <w:tc>
           <w:tcPr>
-            <w:tcW w:type="dxa" w:w="3400"/>
+            <w:tcW w:type="dxa" w:w="3600"/>
             <w:tcBorders>
               <w:top w:val="single" w:color="C9D6E5" w:sz="4"/>
               <w:left w:val="single" w:color="C9D6E5" w:sz="4"/>
@@ -511,14 +904,13 @@
                 <w:sz w:val="19"/>
                 <w:szCs w:val="19"/>
               </w:rPr>
-              <w:t xml:space="preserve">사람이 보는 웹페이지와
-API 응답의 다른 점은?</w:t>
-            </w:r>
-          </w:p>
-        </w:tc>
-        <w:tc>
-          <w:tcPr>
-            <w:tcW w:type="dxa" w:w="6200"/>
+              <w:t xml:space="preserve">API 를 내 말로 한 줄 설명하면?</w:t>
+            </w:r>
+          </w:p>
+        </w:tc>
+        <w:tc>
+          <w:tcPr>
+            <w:tcW w:type="dxa" w:w="6000"/>
             <w:tcBorders>
               <w:top w:val="single" w:color="C9D6E5" w:sz="4"/>
               <w:left w:val="single" w:color="C9D6E5" w:sz="4"/>
@@ -545,6 +937,150 @@
                 <w:szCs w:val="20"/>
               </w:rPr>
               <w:t xml:space="preserve"/>
+            </w:r>
+          </w:p>
+        </w:tc>
+      </w:tr>
+    </w:tbl>
+    <w:p>
+      <w:pPr>
+        <w:spacing w:after="60" w:before="160"/>
+      </w:pPr>
+      <w:r>
+        <w:rPr>
+          <w:rFonts w:ascii="맑은 고딕" w:cs="맑은 고딕" w:eastAsia="맑은 고딕" w:hAnsi="맑은 고딕"/>
+          <w:b/>
+          <w:bCs/>
+          <w:color w:val="0F4C96"/>
+          <w:sz w:val="21"/>
+          <w:szCs w:val="21"/>
+        </w:rPr>
+        <w:t xml:space="preserve">② 같은 자료, 두 모양 — 무엇이 다른가</w:t>
+      </w:r>
+    </w:p>
+    <w:tbl>
+      <w:tblPr>
+        <w:tblW w:type="dxa" w:w="9600"/>
+        <w:tblBorders>
+          <w:top w:val="single" w:color="auto" w:sz="4"/>
+          <w:left w:val="single" w:color="auto" w:sz="4"/>
+          <w:bottom w:val="single" w:color="auto" w:sz="4"/>
+          <w:right w:val="single" w:color="auto" w:sz="4"/>
+          <w:insideH w:val="single" w:color="auto" w:sz="4"/>
+          <w:insideV w:val="single" w:color="auto" w:sz="4"/>
+        </w:tblBorders>
+      </w:tblPr>
+      <w:tblGrid>
+        <w:gridCol w:w="2200"/>
+        <w:gridCol w:w="3700"/>
+        <w:gridCol w:w="3700"/>
+      </w:tblGrid>
+      <w:tr>
+        <w:trPr>
+          <w:tblHeader/>
+        </w:trPr>
+        <w:tc>
+          <w:tcPr>
+            <w:tcW w:type="dxa" w:w="2200"/>
+            <w:tcBorders>
+              <w:top w:val="single" w:color="C9D6E5" w:sz="4"/>
+              <w:left w:val="single" w:color="C9D6E5" w:sz="4"/>
+              <w:bottom w:val="single" w:color="C9D6E5" w:sz="4"/>
+              <w:right w:val="single" w:color="C9D6E5" w:sz="4"/>
+            </w:tcBorders>
+            <w:shd w:fill="E8F1FD" w:val="clear"/>
+            <w:tcMar>
+              <w:top w:type="dxa" w:w="60"/>
+              <w:left w:type="dxa" w:w="100"/>
+              <w:bottom w:type="dxa" w:w="60"/>
+              <w:right w:type="dxa" w:w="100"/>
+            </w:tcMar>
+            <w:vAlign w:val="center"/>
+          </w:tcPr>
+          <w:p>
+            <w:pPr>
+              <w:spacing w:after="0" w:before="0" w:line="300"/>
+              <w:jc w:val="center"/>
+            </w:pPr>
+            <w:r>
+              <w:rPr>
+                <w:rFonts w:ascii="맑은 고딕" w:cs="맑은 고딕" w:eastAsia="맑은 고딕" w:hAnsi="맑은 고딕"/>
+                <w:b/>
+                <w:bCs/>
+                <w:sz w:val="18"/>
+                <w:szCs w:val="18"/>
+              </w:rPr>
+              <w:t xml:space="preserve"/>
+            </w:r>
+          </w:p>
+        </w:tc>
+        <w:tc>
+          <w:tcPr>
+            <w:tcW w:type="dxa" w:w="3700"/>
+            <w:tcBorders>
+              <w:top w:val="single" w:color="C9D6E5" w:sz="4"/>
+              <w:left w:val="single" w:color="C9D6E5" w:sz="4"/>
+              <w:bottom w:val="single" w:color="C9D6E5" w:sz="4"/>
+              <w:right w:val="single" w:color="C9D6E5" w:sz="4"/>
+            </w:tcBorders>
+            <w:shd w:fill="E8F1FD" w:val="clear"/>
+            <w:tcMar>
+              <w:top w:type="dxa" w:w="60"/>
+              <w:left w:type="dxa" w:w="100"/>
+              <w:bottom w:type="dxa" w:w="60"/>
+              <w:right w:type="dxa" w:w="100"/>
+            </w:tcMar>
+            <w:vAlign w:val="center"/>
+          </w:tcPr>
+          <w:p>
+            <w:pPr>
+              <w:spacing w:after="0" w:before="0" w:line="300"/>
+              <w:jc w:val="center"/>
+            </w:pPr>
+            <w:r>
+              <w:rPr>
+                <w:rFonts w:ascii="맑은 고딕" w:cs="맑은 고딕" w:eastAsia="맑은 고딕" w:hAnsi="맑은 고딕"/>
+                <w:b/>
+                <w:bCs/>
+                <w:sz w:val="18"/>
+                <w:szCs w:val="18"/>
+              </w:rPr>
+              <w:t xml:space="preserve">사람이 보는 화면</w:t>
+            </w:r>
+          </w:p>
+        </w:tc>
+        <w:tc>
+          <w:tcPr>
+            <w:tcW w:type="dxa" w:w="3700"/>
+            <w:tcBorders>
+              <w:top w:val="single" w:color="C9D6E5" w:sz="4"/>
+              <w:left w:val="single" w:color="C9D6E5" w:sz="4"/>
+              <w:bottom w:val="single" w:color="C9D6E5" w:sz="4"/>
+              <w:right w:val="single" w:color="C9D6E5" w:sz="4"/>
+            </w:tcBorders>
+            <w:shd w:fill="E8F1FD" w:val="clear"/>
+            <w:tcMar>
+              <w:top w:type="dxa" w:w="60"/>
+              <w:left w:type="dxa" w:w="100"/>
+              <w:bottom w:type="dxa" w:w="60"/>
+              <w:right w:type="dxa" w:w="100"/>
+            </w:tcMar>
+            <w:vAlign w:val="center"/>
+          </w:tcPr>
+          <w:p>
+            <w:pPr>
+              <w:spacing w:after="0" w:before="0" w:line="300"/>
+              <w:jc w:val="center"/>
+            </w:pPr>
+            <w:r>
+              <w:rPr>
+                <w:rFonts w:ascii="맑은 고딕" w:cs="맑은 고딕" w:eastAsia="맑은 고딕" w:hAnsi="맑은 고딕"/>
+                <w:b/>
+                <w:bCs/>
+                <w:sz w:val="18"/>
+                <w:szCs w:val="18"/>
+              </w:rPr>
+              <w:t xml:space="preserve">API 응답</w:t>
             </w:r>
           </w:p>
         </w:tc>
@@ -552,68 +1088,99 @@
       <w:tr>
         <w:trPr>
           <w:cantSplit/>
-          <w:trHeight w:val="520" w:hRule="atLeast"/>
+          <w:trHeight w:val="460" w:hRule="atLeast"/>
         </w:trPr>
         <w:tc>
           <w:tcPr>
-            <w:tcW w:type="dxa" w:w="3400"/>
-            <w:tcBorders>
-              <w:top w:val="single" w:color="C9D6E5" w:sz="4"/>
-              <w:left w:val="single" w:color="C9D6E5" w:sz="4"/>
-              <w:bottom w:val="single" w:color="C9D6E5" w:sz="4"/>
-              <w:right w:val="single" w:color="C9D6E5" w:sz="4"/>
-            </w:tcBorders>
-            <w:shd w:fill="F4F7FB" w:val="clear"/>
-            <w:tcMar>
-              <w:top w:type="dxa" w:w="60"/>
-              <w:left w:type="dxa" w:w="120"/>
-              <w:bottom w:type="dxa" w:w="60"/>
-              <w:right w:type="dxa" w:w="120"/>
-            </w:tcMar>
-            <w:vAlign w:val="center"/>
-          </w:tcPr>
-          <w:p>
-            <w:pPr>
-              <w:spacing w:after="0" w:before="0" w:line="300"/>
-              <w:jc w:val="left"/>
-            </w:pPr>
-            <w:r>
-              <w:rPr>
-                <w:rFonts w:ascii="맑은 고딕" w:cs="맑은 고딕" w:eastAsia="맑은 고딕" w:hAnsi="맑은 고딕"/>
-                <w:sz w:val="19"/>
-                <w:szCs w:val="19"/>
-              </w:rPr>
-              <w:t xml:space="preserve">JSON 에서 { } 는 무엇을 뜻할까?</w:t>
-            </w:r>
-          </w:p>
-        </w:tc>
-        <w:tc>
-          <w:tcPr>
-            <w:tcW w:type="dxa" w:w="6200"/>
-            <w:tcBorders>
-              <w:top w:val="single" w:color="C9D6E5" w:sz="4"/>
-              <w:left w:val="single" w:color="C9D6E5" w:sz="4"/>
-              <w:bottom w:val="single" w:color="C9D6E5" w:sz="4"/>
-              <w:right w:val="single" w:color="C9D6E5" w:sz="4"/>
-            </w:tcBorders>
-            <w:tcMar>
-              <w:top w:type="dxa" w:w="60"/>
-              <w:left w:type="dxa" w:w="120"/>
-              <w:bottom w:type="dxa" w:w="60"/>
-              <w:right w:type="dxa" w:w="120"/>
-            </w:tcMar>
-            <w:vAlign w:val="center"/>
-          </w:tcPr>
-          <w:p>
-            <w:pPr>
-              <w:spacing w:after="0" w:before="0" w:line="300"/>
-              <w:jc w:val="left"/>
-            </w:pPr>
-            <w:r>
-              <w:rPr>
-                <w:rFonts w:ascii="맑은 고딕" w:cs="맑은 고딕" w:eastAsia="맑은 고딕" w:hAnsi="맑은 고딕"/>
-                <w:sz w:val="20"/>
-                <w:szCs w:val="20"/>
+            <w:tcW w:type="dxa" w:w="2200"/>
+            <w:tcBorders>
+              <w:top w:val="single" w:color="C9D6E5" w:sz="4"/>
+              <w:left w:val="single" w:color="C9D6E5" w:sz="4"/>
+              <w:bottom w:val="single" w:color="C9D6E5" w:sz="4"/>
+              <w:right w:val="single" w:color="C9D6E5" w:sz="4"/>
+            </w:tcBorders>
+            <w:tcMar>
+              <w:top w:type="dxa" w:w="60"/>
+              <w:left w:type="dxa" w:w="100"/>
+              <w:bottom w:type="dxa" w:w="60"/>
+              <w:right w:type="dxa" w:w="100"/>
+            </w:tcMar>
+            <w:vAlign w:val="center"/>
+          </w:tcPr>
+          <w:p>
+            <w:pPr>
+              <w:spacing w:after="0" w:before="0" w:line="300"/>
+              <w:jc w:val="left"/>
+            </w:pPr>
+            <w:r>
+              <w:rPr>
+                <w:rFonts w:ascii="맑은 고딕" w:cs="맑은 고딕" w:eastAsia="맑은 고딕" w:hAnsi="맑은 고딕"/>
+                <w:sz w:val="18"/>
+                <w:szCs w:val="18"/>
+              </w:rPr>
+              <w:t xml:space="preserve">무엇이 들어 있나</w:t>
+            </w:r>
+          </w:p>
+        </w:tc>
+        <w:tc>
+          <w:tcPr>
+            <w:tcW w:type="dxa" w:w="3700"/>
+            <w:tcBorders>
+              <w:top w:val="single" w:color="C9D6E5" w:sz="4"/>
+              <w:left w:val="single" w:color="C9D6E5" w:sz="4"/>
+              <w:bottom w:val="single" w:color="C9D6E5" w:sz="4"/>
+              <w:right w:val="single" w:color="C9D6E5" w:sz="4"/>
+            </w:tcBorders>
+            <w:tcMar>
+              <w:top w:type="dxa" w:w="60"/>
+              <w:left w:type="dxa" w:w="100"/>
+              <w:bottom w:type="dxa" w:w="60"/>
+              <w:right w:type="dxa" w:w="100"/>
+            </w:tcMar>
+            <w:vAlign w:val="center"/>
+          </w:tcPr>
+          <w:p>
+            <w:pPr>
+              <w:spacing w:after="0" w:before="0" w:line="300"/>
+              <w:jc w:val="left"/>
+            </w:pPr>
+            <w:r>
+              <w:rPr>
+                <w:rFonts w:ascii="맑은 고딕" w:cs="맑은 고딕" w:eastAsia="맑은 고딕" w:hAnsi="맑은 고딕"/>
+                <w:sz w:val="18"/>
+                <w:szCs w:val="18"/>
+              </w:rPr>
+              <w:t xml:space="preserve"/>
+            </w:r>
+          </w:p>
+        </w:tc>
+        <w:tc>
+          <w:tcPr>
+            <w:tcW w:type="dxa" w:w="3700"/>
+            <w:tcBorders>
+              <w:top w:val="single" w:color="C9D6E5" w:sz="4"/>
+              <w:left w:val="single" w:color="C9D6E5" w:sz="4"/>
+              <w:bottom w:val="single" w:color="C9D6E5" w:sz="4"/>
+              <w:right w:val="single" w:color="C9D6E5" w:sz="4"/>
+            </w:tcBorders>
+            <w:tcMar>
+              <w:top w:type="dxa" w:w="60"/>
+              <w:left w:type="dxa" w:w="100"/>
+              <w:bottom w:type="dxa" w:w="60"/>
+              <w:right w:type="dxa" w:w="100"/>
+            </w:tcMar>
+            <w:vAlign w:val="center"/>
+          </w:tcPr>
+          <w:p>
+            <w:pPr>
+              <w:spacing w:after="0" w:before="0" w:line="300"/>
+              <w:jc w:val="left"/>
+            </w:pPr>
+            <w:r>
+              <w:rPr>
+                <w:rFonts w:ascii="맑은 고딕" w:cs="맑은 고딕" w:eastAsia="맑은 고딕" w:hAnsi="맑은 고딕"/>
+                <w:sz w:val="18"/>
+                <w:szCs w:val="18"/>
               </w:rPr>
               <w:t xml:space="preserve"/>
             </w:r>
@@ -623,68 +1190,549 @@
       <w:tr>
         <w:trPr>
           <w:cantSplit/>
-          <w:trHeight w:val="520" w:hRule="atLeast"/>
+          <w:trHeight w:val="460" w:hRule="atLeast"/>
         </w:trPr>
         <w:tc>
           <w:tcPr>
-            <w:tcW w:type="dxa" w:w="3400"/>
-            <w:tcBorders>
-              <w:top w:val="single" w:color="C9D6E5" w:sz="4"/>
-              <w:left w:val="single" w:color="C9D6E5" w:sz="4"/>
-              <w:bottom w:val="single" w:color="C9D6E5" w:sz="4"/>
-              <w:right w:val="single" w:color="C9D6E5" w:sz="4"/>
-            </w:tcBorders>
-            <w:shd w:fill="F4F7FB" w:val="clear"/>
-            <w:tcMar>
-              <w:top w:type="dxa" w:w="60"/>
-              <w:left w:type="dxa" w:w="120"/>
-              <w:bottom w:type="dxa" w:w="60"/>
-              <w:right w:type="dxa" w:w="120"/>
-            </w:tcMar>
-            <w:vAlign w:val="center"/>
-          </w:tcPr>
-          <w:p>
-            <w:pPr>
-              <w:spacing w:after="0" w:before="0" w:line="300"/>
-              <w:jc w:val="left"/>
-            </w:pPr>
-            <w:r>
-              <w:rPr>
-                <w:rFonts w:ascii="맑은 고딕" w:cs="맑은 고딕" w:eastAsia="맑은 고딕" w:hAnsi="맑은 고딕"/>
-                <w:sz w:val="19"/>
-                <w:szCs w:val="19"/>
-              </w:rPr>
-              <w:t xml:space="preserve">JSON 에서 [ ] 는 무엇을 뜻할까?</w:t>
-            </w:r>
-          </w:p>
-        </w:tc>
-        <w:tc>
-          <w:tcPr>
-            <w:tcW w:type="dxa" w:w="6200"/>
-            <w:tcBorders>
-              <w:top w:val="single" w:color="C9D6E5" w:sz="4"/>
-              <w:left w:val="single" w:color="C9D6E5" w:sz="4"/>
-              <w:bottom w:val="single" w:color="C9D6E5" w:sz="4"/>
-              <w:right w:val="single" w:color="C9D6E5" w:sz="4"/>
-            </w:tcBorders>
-            <w:tcMar>
-              <w:top w:type="dxa" w:w="60"/>
-              <w:left w:type="dxa" w:w="120"/>
-              <w:bottom w:type="dxa" w:w="60"/>
-              <w:right w:type="dxa" w:w="120"/>
-            </w:tcMar>
-            <w:vAlign w:val="center"/>
-          </w:tcPr>
-          <w:p>
-            <w:pPr>
-              <w:spacing w:after="0" w:before="0" w:line="300"/>
-              <w:jc w:val="left"/>
-            </w:pPr>
-            <w:r>
-              <w:rPr>
-                <w:rFonts w:ascii="맑은 고딕" w:cs="맑은 고딕" w:eastAsia="맑은 고딕" w:hAnsi="맑은 고딕"/>
-                <w:sz w:val="20"/>
-                <w:szCs w:val="20"/>
+            <w:tcW w:type="dxa" w:w="2200"/>
+            <w:tcBorders>
+              <w:top w:val="single" w:color="C9D6E5" w:sz="4"/>
+              <w:left w:val="single" w:color="C9D6E5" w:sz="4"/>
+              <w:bottom w:val="single" w:color="C9D6E5" w:sz="4"/>
+              <w:right w:val="single" w:color="C9D6E5" w:sz="4"/>
+            </w:tcBorders>
+            <w:tcMar>
+              <w:top w:type="dxa" w:w="60"/>
+              <w:left w:type="dxa" w:w="100"/>
+              <w:bottom w:type="dxa" w:w="60"/>
+              <w:right w:type="dxa" w:w="100"/>
+            </w:tcMar>
+            <w:vAlign w:val="center"/>
+          </w:tcPr>
+          <w:p>
+            <w:pPr>
+              <w:spacing w:after="0" w:before="0" w:line="300"/>
+              <w:jc w:val="left"/>
+            </w:pPr>
+            <w:r>
+              <w:rPr>
+                <w:rFonts w:ascii="맑은 고딕" w:cs="맑은 고딕" w:eastAsia="맑은 고딕" w:hAnsi="맑은 고딕"/>
+                <w:sz w:val="18"/>
+                <w:szCs w:val="18"/>
+              </w:rPr>
+              <w:t xml:space="preserve">이름표가 있나</w:t>
+            </w:r>
+          </w:p>
+        </w:tc>
+        <w:tc>
+          <w:tcPr>
+            <w:tcW w:type="dxa" w:w="3700"/>
+            <w:tcBorders>
+              <w:top w:val="single" w:color="C9D6E5" w:sz="4"/>
+              <w:left w:val="single" w:color="C9D6E5" w:sz="4"/>
+              <w:bottom w:val="single" w:color="C9D6E5" w:sz="4"/>
+              <w:right w:val="single" w:color="C9D6E5" w:sz="4"/>
+            </w:tcBorders>
+            <w:tcMar>
+              <w:top w:type="dxa" w:w="60"/>
+              <w:left w:type="dxa" w:w="100"/>
+              <w:bottom w:type="dxa" w:w="60"/>
+              <w:right w:type="dxa" w:w="100"/>
+            </w:tcMar>
+            <w:vAlign w:val="center"/>
+          </w:tcPr>
+          <w:p>
+            <w:pPr>
+              <w:spacing w:after="0" w:before="0" w:line="300"/>
+              <w:jc w:val="left"/>
+            </w:pPr>
+            <w:r>
+              <w:rPr>
+                <w:rFonts w:ascii="맑은 고딕" w:cs="맑은 고딕" w:eastAsia="맑은 고딕" w:hAnsi="맑은 고딕"/>
+                <w:sz w:val="18"/>
+                <w:szCs w:val="18"/>
+              </w:rPr>
+              <w:t xml:space="preserve"/>
+            </w:r>
+          </w:p>
+        </w:tc>
+        <w:tc>
+          <w:tcPr>
+            <w:tcW w:type="dxa" w:w="3700"/>
+            <w:tcBorders>
+              <w:top w:val="single" w:color="C9D6E5" w:sz="4"/>
+              <w:left w:val="single" w:color="C9D6E5" w:sz="4"/>
+              <w:bottom w:val="single" w:color="C9D6E5" w:sz="4"/>
+              <w:right w:val="single" w:color="C9D6E5" w:sz="4"/>
+            </w:tcBorders>
+            <w:tcMar>
+              <w:top w:type="dxa" w:w="60"/>
+              <w:left w:type="dxa" w:w="100"/>
+              <w:bottom w:type="dxa" w:w="60"/>
+              <w:right w:type="dxa" w:w="100"/>
+            </w:tcMar>
+            <w:vAlign w:val="center"/>
+          </w:tcPr>
+          <w:p>
+            <w:pPr>
+              <w:spacing w:after="0" w:before="0" w:line="300"/>
+              <w:jc w:val="left"/>
+            </w:pPr>
+            <w:r>
+              <w:rPr>
+                <w:rFonts w:ascii="맑은 고딕" w:cs="맑은 고딕" w:eastAsia="맑은 고딕" w:hAnsi="맑은 고딕"/>
+                <w:sz w:val="18"/>
+                <w:szCs w:val="18"/>
+              </w:rPr>
+              <w:t xml:space="preserve"/>
+            </w:r>
+          </w:p>
+        </w:tc>
+      </w:tr>
+      <w:tr>
+        <w:trPr>
+          <w:cantSplit/>
+          <w:trHeight w:val="460" w:hRule="atLeast"/>
+        </w:trPr>
+        <w:tc>
+          <w:tcPr>
+            <w:tcW w:type="dxa" w:w="2200"/>
+            <w:tcBorders>
+              <w:top w:val="single" w:color="C9D6E5" w:sz="4"/>
+              <w:left w:val="single" w:color="C9D6E5" w:sz="4"/>
+              <w:bottom w:val="single" w:color="C9D6E5" w:sz="4"/>
+              <w:right w:val="single" w:color="C9D6E5" w:sz="4"/>
+            </w:tcBorders>
+            <w:tcMar>
+              <w:top w:type="dxa" w:w="60"/>
+              <w:left w:type="dxa" w:w="100"/>
+              <w:bottom w:type="dxa" w:w="60"/>
+              <w:right w:type="dxa" w:w="100"/>
+            </w:tcMar>
+            <w:vAlign w:val="center"/>
+          </w:tcPr>
+          <w:p>
+            <w:pPr>
+              <w:spacing w:after="0" w:before="0" w:line="300"/>
+              <w:jc w:val="left"/>
+            </w:pPr>
+            <w:r>
+              <w:rPr>
+                <w:rFonts w:ascii="맑은 고딕" w:cs="맑은 고딕" w:eastAsia="맑은 고딕" w:hAnsi="맑은 고딕"/>
+                <w:sz w:val="18"/>
+                <w:szCs w:val="18"/>
+              </w:rPr>
+              <w:t xml:space="preserve">누구에게 편한가</w:t>
+            </w:r>
+          </w:p>
+        </w:tc>
+        <w:tc>
+          <w:tcPr>
+            <w:tcW w:type="dxa" w:w="3700"/>
+            <w:tcBorders>
+              <w:top w:val="single" w:color="C9D6E5" w:sz="4"/>
+              <w:left w:val="single" w:color="C9D6E5" w:sz="4"/>
+              <w:bottom w:val="single" w:color="C9D6E5" w:sz="4"/>
+              <w:right w:val="single" w:color="C9D6E5" w:sz="4"/>
+            </w:tcBorders>
+            <w:tcMar>
+              <w:top w:type="dxa" w:w="60"/>
+              <w:left w:type="dxa" w:w="100"/>
+              <w:bottom w:type="dxa" w:w="60"/>
+              <w:right w:type="dxa" w:w="100"/>
+            </w:tcMar>
+            <w:vAlign w:val="center"/>
+          </w:tcPr>
+          <w:p>
+            <w:pPr>
+              <w:spacing w:after="0" w:before="0" w:line="300"/>
+              <w:jc w:val="left"/>
+            </w:pPr>
+            <w:r>
+              <w:rPr>
+                <w:rFonts w:ascii="맑은 고딕" w:cs="맑은 고딕" w:eastAsia="맑은 고딕" w:hAnsi="맑은 고딕"/>
+                <w:sz w:val="18"/>
+                <w:szCs w:val="18"/>
+              </w:rPr>
+              <w:t xml:space="preserve"/>
+            </w:r>
+          </w:p>
+        </w:tc>
+        <w:tc>
+          <w:tcPr>
+            <w:tcW w:type="dxa" w:w="3700"/>
+            <w:tcBorders>
+              <w:top w:val="single" w:color="C9D6E5" w:sz="4"/>
+              <w:left w:val="single" w:color="C9D6E5" w:sz="4"/>
+              <w:bottom w:val="single" w:color="C9D6E5" w:sz="4"/>
+              <w:right w:val="single" w:color="C9D6E5" w:sz="4"/>
+            </w:tcBorders>
+            <w:tcMar>
+              <w:top w:type="dxa" w:w="60"/>
+              <w:left w:type="dxa" w:w="100"/>
+              <w:bottom w:type="dxa" w:w="60"/>
+              <w:right w:type="dxa" w:w="100"/>
+            </w:tcMar>
+            <w:vAlign w:val="center"/>
+          </w:tcPr>
+          <w:p>
+            <w:pPr>
+              <w:spacing w:after="0" w:before="0" w:line="300"/>
+              <w:jc w:val="left"/>
+            </w:pPr>
+            <w:r>
+              <w:rPr>
+                <w:rFonts w:ascii="맑은 고딕" w:cs="맑은 고딕" w:eastAsia="맑은 고딕" w:hAnsi="맑은 고딕"/>
+                <w:sz w:val="18"/>
+                <w:szCs w:val="18"/>
+              </w:rPr>
+              <w:t xml:space="preserve"/>
+            </w:r>
+          </w:p>
+        </w:tc>
+      </w:tr>
+    </w:tbl>
+    <w:p>
+      <w:pPr>
+        <w:spacing w:after="60" w:before="160"/>
+      </w:pPr>
+      <w:r>
+        <w:rPr>
+          <w:rFonts w:ascii="맑은 고딕" w:cs="맑은 고딕" w:eastAsia="맑은 고딕" w:hAnsi="맑은 고딕"/>
+          <w:b/>
+          <w:bCs/>
+          <w:color w:val="0F4C96"/>
+          <w:sz w:val="21"/>
+          <w:szCs w:val="21"/>
+        </w:rPr>
+        <w:t xml:space="preserve">③ 우리 둘레의 API — 내가 오늘 쓴 앱 가운데</w:t>
+      </w:r>
+    </w:p>
+    <w:tbl>
+      <w:tblPr>
+        <w:tblW w:type="dxa" w:w="9600"/>
+        <w:tblBorders>
+          <w:top w:val="single" w:color="auto" w:sz="4"/>
+          <w:left w:val="single" w:color="auto" w:sz="4"/>
+          <w:bottom w:val="single" w:color="auto" w:sz="4"/>
+          <w:right w:val="single" w:color="auto" w:sz="4"/>
+          <w:insideH w:val="single" w:color="auto" w:sz="4"/>
+          <w:insideV w:val="single" w:color="auto" w:sz="4"/>
+        </w:tblBorders>
+      </w:tblPr>
+      <w:tblGrid>
+        <w:gridCol w:w="2600"/>
+        <w:gridCol w:w="3500"/>
+        <w:gridCol w:w="3500"/>
+      </w:tblGrid>
+      <w:tr>
+        <w:trPr>
+          <w:tblHeader/>
+        </w:trPr>
+        <w:tc>
+          <w:tcPr>
+            <w:tcW w:type="dxa" w:w="2600"/>
+            <w:tcBorders>
+              <w:top w:val="single" w:color="C9D6E5" w:sz="4"/>
+              <w:left w:val="single" w:color="C9D6E5" w:sz="4"/>
+              <w:bottom w:val="single" w:color="C9D6E5" w:sz="4"/>
+              <w:right w:val="single" w:color="C9D6E5" w:sz="4"/>
+            </w:tcBorders>
+            <w:shd w:fill="E8F1FD" w:val="clear"/>
+            <w:tcMar>
+              <w:top w:type="dxa" w:w="60"/>
+              <w:left w:type="dxa" w:w="100"/>
+              <w:bottom w:type="dxa" w:w="60"/>
+              <w:right w:type="dxa" w:w="100"/>
+            </w:tcMar>
+            <w:vAlign w:val="center"/>
+          </w:tcPr>
+          <w:p>
+            <w:pPr>
+              <w:spacing w:after="0" w:before="0" w:line="300"/>
+              <w:jc w:val="center"/>
+            </w:pPr>
+            <w:r>
+              <w:rPr>
+                <w:rFonts w:ascii="맑은 고딕" w:cs="맑은 고딕" w:eastAsia="맑은 고딕" w:hAnsi="맑은 고딕"/>
+                <w:b/>
+                <w:bCs/>
+                <w:sz w:val="18"/>
+                <w:szCs w:val="18"/>
+              </w:rPr>
+              <w:t xml:space="preserve">앱 이름</w:t>
+            </w:r>
+          </w:p>
+        </w:tc>
+        <w:tc>
+          <w:tcPr>
+            <w:tcW w:type="dxa" w:w="3500"/>
+            <w:tcBorders>
+              <w:top w:val="single" w:color="C9D6E5" w:sz="4"/>
+              <w:left w:val="single" w:color="C9D6E5" w:sz="4"/>
+              <w:bottom w:val="single" w:color="C9D6E5" w:sz="4"/>
+              <w:right w:val="single" w:color="C9D6E5" w:sz="4"/>
+            </w:tcBorders>
+            <w:shd w:fill="E8F1FD" w:val="clear"/>
+            <w:tcMar>
+              <w:top w:type="dxa" w:w="60"/>
+              <w:left w:type="dxa" w:w="100"/>
+              <w:bottom w:type="dxa" w:w="60"/>
+              <w:right w:type="dxa" w:w="100"/>
+            </w:tcMar>
+            <w:vAlign w:val="center"/>
+          </w:tcPr>
+          <w:p>
+            <w:pPr>
+              <w:spacing w:after="0" w:before="0" w:line="300"/>
+              <w:jc w:val="center"/>
+            </w:pPr>
+            <w:r>
+              <w:rPr>
+                <w:rFonts w:ascii="맑은 고딕" w:cs="맑은 고딕" w:eastAsia="맑은 고딕" w:hAnsi="맑은 고딕"/>
+                <w:b/>
+                <w:bCs/>
+                <w:sz w:val="18"/>
+                <w:szCs w:val="18"/>
+              </w:rPr>
+              <w:t xml:space="preserve">무엇을 물어볼까</w:t>
+            </w:r>
+          </w:p>
+        </w:tc>
+        <w:tc>
+          <w:tcPr>
+            <w:tcW w:type="dxa" w:w="3500"/>
+            <w:tcBorders>
+              <w:top w:val="single" w:color="C9D6E5" w:sz="4"/>
+              <w:left w:val="single" w:color="C9D6E5" w:sz="4"/>
+              <w:bottom w:val="single" w:color="C9D6E5" w:sz="4"/>
+              <w:right w:val="single" w:color="C9D6E5" w:sz="4"/>
+            </w:tcBorders>
+            <w:shd w:fill="E8F1FD" w:val="clear"/>
+            <w:tcMar>
+              <w:top w:type="dxa" w:w="60"/>
+              <w:left w:type="dxa" w:w="100"/>
+              <w:bottom w:type="dxa" w:w="60"/>
+              <w:right w:type="dxa" w:w="100"/>
+            </w:tcMar>
+            <w:vAlign w:val="center"/>
+          </w:tcPr>
+          <w:p>
+            <w:pPr>
+              <w:spacing w:after="0" w:before="0" w:line="300"/>
+              <w:jc w:val="center"/>
+            </w:pPr>
+            <w:r>
+              <w:rPr>
+                <w:rFonts w:ascii="맑은 고딕" w:cs="맑은 고딕" w:eastAsia="맑은 고딕" w:hAnsi="맑은 고딕"/>
+                <w:b/>
+                <w:bCs/>
+                <w:sz w:val="18"/>
+                <w:szCs w:val="18"/>
+              </w:rPr>
+              <w:t xml:space="preserve">무엇을 받을까</w:t>
+            </w:r>
+          </w:p>
+        </w:tc>
+      </w:tr>
+      <w:tr>
+        <w:trPr>
+          <w:cantSplit/>
+          <w:trHeight w:val="480" w:hRule="atLeast"/>
+        </w:trPr>
+        <w:tc>
+          <w:tcPr>
+            <w:tcW w:type="dxa" w:w="2600"/>
+            <w:tcBorders>
+              <w:top w:val="single" w:color="C9D6E5" w:sz="4"/>
+              <w:left w:val="single" w:color="C9D6E5" w:sz="4"/>
+              <w:bottom w:val="single" w:color="C9D6E5" w:sz="4"/>
+              <w:right w:val="single" w:color="C9D6E5" w:sz="4"/>
+            </w:tcBorders>
+            <w:tcMar>
+              <w:top w:type="dxa" w:w="60"/>
+              <w:left w:type="dxa" w:w="100"/>
+              <w:bottom w:type="dxa" w:w="60"/>
+              <w:right w:type="dxa" w:w="100"/>
+            </w:tcMar>
+            <w:vAlign w:val="center"/>
+          </w:tcPr>
+          <w:p>
+            <w:pPr>
+              <w:spacing w:after="0" w:before="0" w:line="300"/>
+              <w:jc w:val="left"/>
+            </w:pPr>
+            <w:r>
+              <w:rPr>
+                <w:rFonts w:ascii="맑은 고딕" w:cs="맑은 고딕" w:eastAsia="맑은 고딕" w:hAnsi="맑은 고딕"/>
+                <w:sz w:val="18"/>
+                <w:szCs w:val="18"/>
+              </w:rPr>
+              <w:t xml:space="preserve"/>
+            </w:r>
+          </w:p>
+        </w:tc>
+        <w:tc>
+          <w:tcPr>
+            <w:tcW w:type="dxa" w:w="3500"/>
+            <w:tcBorders>
+              <w:top w:val="single" w:color="C9D6E5" w:sz="4"/>
+              <w:left w:val="single" w:color="C9D6E5" w:sz="4"/>
+              <w:bottom w:val="single" w:color="C9D6E5" w:sz="4"/>
+              <w:right w:val="single" w:color="C9D6E5" w:sz="4"/>
+            </w:tcBorders>
+            <w:tcMar>
+              <w:top w:type="dxa" w:w="60"/>
+              <w:left w:type="dxa" w:w="100"/>
+              <w:bottom w:type="dxa" w:w="60"/>
+              <w:right w:type="dxa" w:w="100"/>
+            </w:tcMar>
+            <w:vAlign w:val="center"/>
+          </w:tcPr>
+          <w:p>
+            <w:pPr>
+              <w:spacing w:after="0" w:before="0" w:line="300"/>
+              <w:jc w:val="left"/>
+            </w:pPr>
+            <w:r>
+              <w:rPr>
+                <w:rFonts w:ascii="맑은 고딕" w:cs="맑은 고딕" w:eastAsia="맑은 고딕" w:hAnsi="맑은 고딕"/>
+                <w:sz w:val="18"/>
+                <w:szCs w:val="18"/>
+              </w:rPr>
+              <w:t xml:space="preserve"/>
+            </w:r>
+          </w:p>
+        </w:tc>
+        <w:tc>
+          <w:tcPr>
+            <w:tcW w:type="dxa" w:w="3500"/>
+            <w:tcBorders>
+              <w:top w:val="single" w:color="C9D6E5" w:sz="4"/>
+              <w:left w:val="single" w:color="C9D6E5" w:sz="4"/>
+              <w:bottom w:val="single" w:color="C9D6E5" w:sz="4"/>
+              <w:right w:val="single" w:color="C9D6E5" w:sz="4"/>
+            </w:tcBorders>
+            <w:tcMar>
+              <w:top w:type="dxa" w:w="60"/>
+              <w:left w:type="dxa" w:w="100"/>
+              <w:bottom w:type="dxa" w:w="60"/>
+              <w:right w:type="dxa" w:w="100"/>
+            </w:tcMar>
+            <w:vAlign w:val="center"/>
+          </w:tcPr>
+          <w:p>
+            <w:pPr>
+              <w:spacing w:after="0" w:before="0" w:line="300"/>
+              <w:jc w:val="left"/>
+            </w:pPr>
+            <w:r>
+              <w:rPr>
+                <w:rFonts w:ascii="맑은 고딕" w:cs="맑은 고딕" w:eastAsia="맑은 고딕" w:hAnsi="맑은 고딕"/>
+                <w:sz w:val="18"/>
+                <w:szCs w:val="18"/>
+              </w:rPr>
+              <w:t xml:space="preserve"/>
+            </w:r>
+          </w:p>
+        </w:tc>
+      </w:tr>
+      <w:tr>
+        <w:trPr>
+          <w:cantSplit/>
+          <w:trHeight w:val="480" w:hRule="atLeast"/>
+        </w:trPr>
+        <w:tc>
+          <w:tcPr>
+            <w:tcW w:type="dxa" w:w="2600"/>
+            <w:tcBorders>
+              <w:top w:val="single" w:color="C9D6E5" w:sz="4"/>
+              <w:left w:val="single" w:color="C9D6E5" w:sz="4"/>
+              <w:bottom w:val="single" w:color="C9D6E5" w:sz="4"/>
+              <w:right w:val="single" w:color="C9D6E5" w:sz="4"/>
+            </w:tcBorders>
+            <w:tcMar>
+              <w:top w:type="dxa" w:w="60"/>
+              <w:left w:type="dxa" w:w="100"/>
+              <w:bottom w:type="dxa" w:w="60"/>
+              <w:right w:type="dxa" w:w="100"/>
+            </w:tcMar>
+            <w:vAlign w:val="center"/>
+          </w:tcPr>
+          <w:p>
+            <w:pPr>
+              <w:spacing w:after="0" w:before="0" w:line="300"/>
+              <w:jc w:val="left"/>
+            </w:pPr>
+            <w:r>
+              <w:rPr>
+                <w:rFonts w:ascii="맑은 고딕" w:cs="맑은 고딕" w:eastAsia="맑은 고딕" w:hAnsi="맑은 고딕"/>
+                <w:sz w:val="18"/>
+                <w:szCs w:val="18"/>
+              </w:rPr>
+              <w:t xml:space="preserve"/>
+            </w:r>
+          </w:p>
+        </w:tc>
+        <w:tc>
+          <w:tcPr>
+            <w:tcW w:type="dxa" w:w="3500"/>
+            <w:tcBorders>
+              <w:top w:val="single" w:color="C9D6E5" w:sz="4"/>
+              <w:left w:val="single" w:color="C9D6E5" w:sz="4"/>
+              <w:bottom w:val="single" w:color="C9D6E5" w:sz="4"/>
+              <w:right w:val="single" w:color="C9D6E5" w:sz="4"/>
+            </w:tcBorders>
+            <w:tcMar>
+              <w:top w:type="dxa" w:w="60"/>
+              <w:left w:type="dxa" w:w="100"/>
+              <w:bottom w:type="dxa" w:w="60"/>
+              <w:right w:type="dxa" w:w="100"/>
+            </w:tcMar>
+            <w:vAlign w:val="center"/>
+          </w:tcPr>
+          <w:p>
+            <w:pPr>
+              <w:spacing w:after="0" w:before="0" w:line="300"/>
+              <w:jc w:val="left"/>
+            </w:pPr>
+            <w:r>
+              <w:rPr>
+                <w:rFonts w:ascii="맑은 고딕" w:cs="맑은 고딕" w:eastAsia="맑은 고딕" w:hAnsi="맑은 고딕"/>
+                <w:sz w:val="18"/>
+                <w:szCs w:val="18"/>
+              </w:rPr>
+              <w:t xml:space="preserve"/>
+            </w:r>
+          </w:p>
+        </w:tc>
+        <w:tc>
+          <w:tcPr>
+            <w:tcW w:type="dxa" w:w="3500"/>
+            <w:tcBorders>
+              <w:top w:val="single" w:color="C9D6E5" w:sz="4"/>
+              <w:left w:val="single" w:color="C9D6E5" w:sz="4"/>
+              <w:bottom w:val="single" w:color="C9D6E5" w:sz="4"/>
+              <w:right w:val="single" w:color="C9D6E5" w:sz="4"/>
+            </w:tcBorders>
+            <w:tcMar>
+              <w:top w:type="dxa" w:w="60"/>
+              <w:left w:type="dxa" w:w="100"/>
+              <w:bottom w:type="dxa" w:w="60"/>
+              <w:right w:type="dxa" w:w="100"/>
+            </w:tcMar>
+            <w:vAlign w:val="center"/>
+          </w:tcPr>
+          <w:p>
+            <w:pPr>
+              <w:spacing w:after="0" w:before="0" w:line="300"/>
+              <w:jc w:val="left"/>
+            </w:pPr>
+            <w:r>
+              <w:rPr>
+                <w:rFonts w:ascii="맑은 고딕" w:cs="맑은 고딕" w:eastAsia="맑은 고딕" w:hAnsi="맑은 고딕"/>
+                <w:sz w:val="18"/>
+                <w:szCs w:val="18"/>
               </w:rPr>
               <w:t xml:space="preserve"/>
             </w:r>

--- a/docs/API실습_학습지.docx
+++ b/docs/API실습_학습지.docx
@@ -533,6 +533,7 @@
     </w:p>
     <w:p>
       <w:pPr>
+        <w:keepNext/>
         <w:spacing w:after="60" w:before="160"/>
       </w:pPr>
       <w:r>
@@ -944,6 +945,7 @@
     </w:tbl>
     <w:p>
       <w:pPr>
+        <w:keepNext/>
         <w:spacing w:after="60" w:before="160"/>
       </w:pPr>
       <w:r>
@@ -1394,6 +1396,7 @@
     </w:tbl>
     <w:p>
       <w:pPr>
+        <w:keepNext/>
         <w:spacing w:after="60" w:before="160"/>
       </w:pPr>
       <w:r>
@@ -2201,6 +2204,7 @@
     </w:tbl>
     <w:p>
       <w:pPr>
+        <w:keepNext/>
         <w:spacing w:after="60" w:before="160"/>
       </w:pPr>
       <w:r>
@@ -2822,6 +2826,7 @@
     </w:tbl>
     <w:p>
       <w:pPr>
+        <w:keepNext/>
         <w:spacing w:after="60" w:before="160"/>
       </w:pPr>
       <w:r>
@@ -3489,6 +3494,7 @@
     </w:tbl>
     <w:p>
       <w:pPr>
+        <w:keepNext/>
         <w:spacing w:after="60" w:before="160"/>
       </w:pPr>
       <w:r>
@@ -3737,6 +3743,7 @@
     </w:tbl>
     <w:p>
       <w:pPr>
+        <w:keepNext/>
         <w:spacing w:after="60" w:before="160"/>
       </w:pPr>
       <w:r>
@@ -4163,6 +4170,7 @@
     </w:tbl>
     <w:p>
       <w:pPr>
+        <w:keepNext/>
         <w:spacing w:after="60" w:before="160"/>
       </w:pPr>
       <w:r>
@@ -4715,6 +4723,7 @@
     </w:tbl>
     <w:p>
       <w:pPr>
+        <w:keepNext/>
         <w:spacing w:after="60" w:before="160"/>
       </w:pPr>
       <w:r>
@@ -5165,6 +5174,7 @@
     </w:tbl>
     <w:p>
       <w:pPr>
+        <w:keepNext/>
         <w:spacing w:after="60" w:before="160"/>
       </w:pPr>
       <w:r>
@@ -5369,6 +5379,7 @@
     </w:p>
     <w:p>
       <w:pPr>
+        <w:keepNext/>
         <w:spacing w:after="60" w:before="160"/>
       </w:pPr>
       <w:r>
@@ -5824,6 +5835,7 @@
     </w:tbl>
     <w:p>
       <w:pPr>
+        <w:keepNext/>
         <w:spacing w:after="60" w:before="160"/>
       </w:pPr>
       <w:r>
@@ -6621,6 +6633,7 @@
     </w:tbl>
     <w:p>
       <w:pPr>
+        <w:keepNext/>
         <w:spacing w:after="60" w:before="160"/>
       </w:pPr>
       <w:r>
@@ -7133,6 +7146,7 @@
     </w:tbl>
     <w:p>
       <w:pPr>
+        <w:keepNext/>
         <w:spacing w:after="60" w:before="160"/>
       </w:pPr>
       <w:r>
@@ -7245,7 +7259,7 @@
                 <w:sz w:val="18"/>
                 <w:szCs w:val="18"/>
               </w:rPr>
-              <w:t xml:space="preserve">const 응답  = await  fetch (주소);           // 요청을 보낸다</w:t>
+              <w:t xml:space="preserve">const 응답  = await fetch(주소);        // 요청을 보낸다</w:t>
             </w:r>
           </w:p>
           <w:p>
@@ -7258,7 +7272,7 @@
                 <w:sz w:val="18"/>
                 <w:szCs w:val="18"/>
               </w:rPr>
-              <w:t xml:space="preserve">const 데이터 = await 응답. json ();          // 받은 글을 JSON 으로 푼다</w:t>
+              <w:t xml:space="preserve">const 데이터 = await 응답.json();       // 받은 글을 JSON 으로 푼다</w:t>
             </w:r>
           </w:p>
         </w:tc>
@@ -7349,7 +7363,7 @@
                 <w:sz w:val="18"/>
                 <w:szCs w:val="18"/>
               </w:rPr>
-              <w:t xml:space="preserve">응답   = requests. get (주소, params=값)   # 요청을 보낸다</w:t>
+              <w:t xml:space="preserve">응답   = requests.get(주소, params=값)   # 요청을 보낸다</w:t>
             </w:r>
           </w:p>
           <w:p>
@@ -7362,7 +7376,7 @@
                 <w:sz w:val="18"/>
                 <w:szCs w:val="18"/>
               </w:rPr>
-              <w:t xml:space="preserve">데이터 = 응답. json ()                     # 딕셔너리로 푼다</w:t>
+              <w:t xml:space="preserve">데이터 = 응답.json()                     # 딕셔너리로 푼다</w:t>
             </w:r>
           </w:p>
         </w:tc>
@@ -7975,6 +7989,7 @@
     </w:tbl>
     <w:p>
       <w:pPr>
+        <w:keepNext/>
         <w:spacing w:after="60" w:before="160"/>
       </w:pPr>
       <w:r>
@@ -8045,7 +8060,7 @@
                 <w:sz w:val="18"/>
                 <w:szCs w:val="18"/>
               </w:rPr>
-              <w:t xml:space="preserve">const 첫줄 = 데이터.mealServiceDietInfo[ 1 ].row[0];</w:t>
+              <w:t xml:space="preserve">const 첫줄 = 데이터.mealServiceDietInfo[1].row[0];</w:t>
             </w:r>
           </w:p>
           <w:p>
@@ -8058,7 +8073,7 @@
                 <w:sz w:val="18"/>
                 <w:szCs w:val="18"/>
               </w:rPr>
-              <w:t xml:space="preserve">const 식단 = 첫줄. DDISH_NM ;</w:t>
+              <w:t xml:space="preserve">const 식단 = 첫줄.DDISH_NM;</w:t>
             </w:r>
           </w:p>
           <w:p>
@@ -8696,6 +8711,7 @@
     </w:tbl>
     <w:p>
       <w:pPr>
+        <w:keepNext/>
         <w:spacing w:after="60" w:before="160"/>
       </w:pPr>
       <w:r>
@@ -8792,7 +8808,7 @@
                 <w:sz w:val="18"/>
                 <w:szCs w:val="18"/>
               </w:rPr>
-              <w:t xml:space="preserve">  + '&amp;SCHUL_NM=' + encodeURIComponent (학교);</w:t>
+              <w:t xml:space="preserve">  + '&amp;SCHUL_NM=' + encodeURIComponent(학교);</w:t>
             </w:r>
           </w:p>
           <w:p>
@@ -9142,6 +9158,7 @@
     </w:tbl>
     <w:p>
       <w:pPr>
+        <w:keepNext/>
         <w:spacing w:after="60" w:before="160"/>
       </w:pPr>
       <w:r>
@@ -10755,7 +10772,7 @@
                 <w:sz w:val="18"/>
                 <w:szCs w:val="18"/>
               </w:rPr>
-              <w:t xml:space="preserve">발아현미밥-고 &lt;br/&gt;보리새우얼갈이수제비* (5.6.9)&lt;br/&gt;비름나물무침 (5.6)</w:t>
+              <w:t xml:space="preserve">발아현미밥-고 &lt;br/&gt;보리새우얼갈이수제비* (5.6.9)&lt;br/&gt;비름나물무침 (5.6)&lt;br/&gt;연두부/양념장-고 (5.6.13)</w:t>
             </w:r>
           </w:p>
         </w:tc>
@@ -10763,6 +10780,7 @@
     </w:tbl>
     <w:p>
       <w:pPr>
+        <w:keepNext/>
         <w:spacing w:after="60" w:before="160"/>
       </w:pPr>
       <w:r>
@@ -11643,6 +11661,7 @@
     </w:tbl>
     <w:p>
       <w:pPr>
+        <w:keepNext/>
         <w:spacing w:after="60" w:before="160"/>
       </w:pPr>
       <w:r>
@@ -12589,6 +12608,7 @@
     </w:p>
     <w:p>
       <w:pPr>
+        <w:keepNext/>
         <w:spacing w:after="60" w:before="160"/>
       </w:pPr>
       <w:r>
